--- a/docs/Термодинамический расчет ГТД любой схемы.docx
+++ b/docs/Термодинамический расчет ГТД любой схемы.docx
@@ -620,7 +620,6 @@
           <w:color w:val="000000"/>
           <w:spacing w:val="0"/>
           <w:sz w:val="24"/>
-          <w:u/>
         </w:rPr>
       </w:pPr>
       <w:r>
@@ -633,263 +632,63 @@
           <w:color w:val="000000"/>
           <w:spacing w:val="0"/>
           <w:sz w:val="24"/>
-          <w:u/>
-        </w:rPr>
-        <w:t>Сравнительный анализ методологий расчета параметров ГТД</w:t>
-      </w:r>
-    </w:p>
-    <w:p>
-      <w:pPr>
-        <w:spacing w:after="240" w:before="240"/>
-        <w:ind w:firstLine="0" w:left="0" w:right="0"/>
-        <w:jc w:val="left"/>
-        <w:rPr>
-          <w:rFonts w:ascii="Times New Roman" w:hAnsi="Times New Roman"/>
-          <w:b w:val="0"/>
-          <w:i w:val="0"/>
-          <w:caps w:val="0"/>
-          <w:strike w:val="0"/>
-          <w:color w:val="000000"/>
-          <w:spacing w:val="0"/>
-          <w:sz w:val="24"/>
-          <w:u/>
-        </w:rPr>
-      </w:pPr>
-      <w:r>
-        <w:rPr>
-          <w:rFonts w:ascii="Times New Roman" w:hAnsi="Times New Roman"/>
-          <w:b w:val="0"/>
-          <w:i w:val="0"/>
-          <w:caps w:val="0"/>
-          <w:strike w:val="0"/>
-          <w:color w:val="000000"/>
-          <w:spacing w:val="0"/>
-          <w:sz w:val="24"/>
-          <w:u/>
-        </w:rPr>
-        <w:t>1. Классический итерационный подход ЦИАМ</w:t>
-      </w:r>
-    </w:p>
-    <w:p>
-      <w:pPr>
-        <w:spacing w:after="240" w:before="240"/>
-        <w:ind w:firstLine="0" w:left="0" w:right="0"/>
-        <w:jc w:val="left"/>
-        <w:rPr>
-          <w:rFonts w:ascii="Times New Roman" w:hAnsi="Times New Roman"/>
-          <w:b w:val="0"/>
-          <w:i w:val="0"/>
-          <w:caps w:val="0"/>
-          <w:strike w:val="0"/>
-          <w:color w:val="000000"/>
-          <w:spacing w:val="0"/>
-          <w:sz w:val="24"/>
-          <w:u/>
-        </w:rPr>
-      </w:pPr>
-      <w:r>
-        <w:rPr>
-          <w:rFonts w:ascii="Times New Roman" w:hAnsi="Times New Roman"/>
-          <w:b w:val="0"/>
-          <w:i w:val="0"/>
-          <w:caps w:val="0"/>
-          <w:strike w:val="0"/>
-          <w:color w:val="000000"/>
-          <w:spacing w:val="0"/>
-          <w:sz w:val="24"/>
-          <w:u/>
-        </w:rPr>
-        <w:t>Данная методология реализуется посредством следующего алгоритма:</w:t>
+        </w:rPr>
+        <w:t>Математическое моделирование узлов ГТД</w:t>
       </w:r>
     </w:p>
     <w:p>
       <w:pPr>
         <w:numPr>
-          <w:ilvl w:val="0"/>
           <w:numId w:val="2"/>
         </w:numPr>
-        <w:spacing w:after="0" w:before="0"/>
+        <w:spacing w:after="240" w:before="0"/>
+        <w:ind w:right="0"/>
+        <w:jc w:val="left"/>
+        <w:rPr>
+          <w:rFonts w:ascii=".Times Fallback" w:hAnsi=".Times Fallback"/>
+          <w:b w:val="1"/>
+          <w:i w:val="0"/>
+          <w:caps w:val="0"/>
+          <w:strike w:val="0"/>
+          <w:color w:val="000000"/>
+          <w:spacing w:val="0"/>
+          <w:sz w:val="24"/>
+        </w:rPr>
+      </w:pPr>
+      <w:r>
+        <w:rPr>
+          <w:rFonts w:ascii=".Times Fallback" w:hAnsi=".Times Fallback"/>
+          <w:b w:val="1"/>
+          <w:i w:val="0"/>
+          <w:caps w:val="0"/>
+          <w:strike w:val="0"/>
+          <w:color w:val="000000"/>
+          <w:spacing w:val="0"/>
+          <w:sz w:val="24"/>
+        </w:rPr>
+        <w:t>Компрессор</w:t>
+      </w:r>
+    </w:p>
+    <w:p>
+      <w:pPr>
+        <w:spacing w:after="240" w:before="0"/>
         <w:ind w:firstLine="0" w:left="0" w:right="0"/>
-        <w:jc w:val="left"/>
-        <w:rPr>
-          <w:rFonts w:ascii="Times New Roman" w:hAnsi="Times New Roman"/>
-          <w:b w:val="0"/>
-          <w:i w:val="0"/>
-          <w:caps w:val="0"/>
-          <w:strike w:val="0"/>
-          <w:color w:val="000000"/>
-          <w:spacing w:val="0"/>
-          <w:sz w:val="24"/>
-          <w:u/>
-        </w:rPr>
-      </w:pPr>
-      <w:r>
-        <w:rPr>
-          <w:rFonts w:ascii="Times New Roman" w:hAnsi="Times New Roman"/>
-          <w:b w:val="0"/>
-          <w:i w:val="0"/>
-          <w:caps w:val="0"/>
-          <w:strike w:val="0"/>
-          <w:color w:val="000000"/>
-          <w:spacing w:val="0"/>
-          <w:sz w:val="24"/>
-          <w:u/>
-        </w:rPr>
-        <w:t>Формализация расчетной схемы газотурбинного двигателя</w:t>
-      </w:r>
-    </w:p>
-    <w:p>
-      <w:pPr>
-        <w:numPr>
-          <w:ilvl w:val="0"/>
-          <w:numId w:val="2"/>
-        </w:numPr>
-        <w:spacing w:after="0" w:before="0"/>
-        <w:ind w:firstLine="0" w:left="0" w:right="0"/>
-        <w:jc w:val="left"/>
-        <w:rPr>
-          <w:rFonts w:ascii="Times New Roman" w:hAnsi="Times New Roman"/>
-          <w:b w:val="0"/>
-          <w:i w:val="0"/>
-          <w:caps w:val="0"/>
-          <w:strike w:val="0"/>
-          <w:color w:val="000000"/>
-          <w:spacing w:val="0"/>
-          <w:sz w:val="24"/>
-          <w:u/>
-        </w:rPr>
-      </w:pPr>
-      <w:r>
-        <w:rPr>
-          <w:rFonts w:ascii="Times New Roman" w:hAnsi="Times New Roman"/>
-          <w:b w:val="0"/>
-          <w:i w:val="0"/>
-          <w:caps w:val="0"/>
-          <w:strike w:val="0"/>
-          <w:color w:val="000000"/>
-          <w:spacing w:val="0"/>
-          <w:sz w:val="24"/>
-          <w:u/>
-        </w:rPr>
-        <w:t>Имплементация граничных условий в математическую модель</w:t>
-      </w:r>
-    </w:p>
-    <w:p>
-      <w:pPr>
-        <w:numPr>
-          <w:ilvl w:val="0"/>
-          <w:numId w:val="2"/>
-        </w:numPr>
-        <w:spacing w:after="0" w:before="0"/>
-        <w:ind w:firstLine="0" w:left="0" w:right="0"/>
-        <w:jc w:val="left"/>
-        <w:rPr>
-          <w:rFonts w:ascii="Times New Roman" w:hAnsi="Times New Roman"/>
-          <w:b w:val="0"/>
-          <w:i w:val="0"/>
-          <w:caps w:val="0"/>
-          <w:strike w:val="0"/>
-          <w:color w:val="000000"/>
-          <w:spacing w:val="0"/>
-          <w:sz w:val="24"/>
-          <w:u/>
-        </w:rPr>
-      </w:pPr>
-      <w:r>
-        <w:rPr>
-          <w:rFonts w:ascii="Times New Roman" w:hAnsi="Times New Roman"/>
-          <w:b w:val="0"/>
-          <w:i w:val="0"/>
-          <w:caps w:val="0"/>
-          <w:strike w:val="0"/>
-          <w:color w:val="000000"/>
-          <w:spacing w:val="0"/>
-          <w:sz w:val="24"/>
-          <w:u/>
-        </w:rPr>
-        <w:t>Инициализация начальных приближений искомых параметров</w:t>
-      </w:r>
-    </w:p>
-    <w:p>
-      <w:pPr>
-        <w:numPr>
-          <w:ilvl w:val="0"/>
-          <w:numId w:val="2"/>
-        </w:numPr>
-        <w:spacing w:after="0" w:before="0"/>
-        <w:ind w:firstLine="0" w:left="0" w:right="0"/>
-        <w:jc w:val="left"/>
-        <w:rPr>
-          <w:rFonts w:ascii="Times New Roman" w:hAnsi="Times New Roman"/>
-          <w:b w:val="0"/>
-          <w:i w:val="0"/>
-          <w:caps w:val="0"/>
-          <w:strike w:val="0"/>
-          <w:color w:val="000000"/>
-          <w:spacing w:val="0"/>
-          <w:sz w:val="24"/>
-          <w:u/>
-        </w:rPr>
-      </w:pPr>
-      <w:r>
-        <w:rPr>
-          <w:rFonts w:ascii="Times New Roman" w:hAnsi="Times New Roman"/>
-          <w:b w:val="0"/>
-          <w:i w:val="0"/>
-          <w:caps w:val="0"/>
-          <w:strike w:val="0"/>
-          <w:color w:val="000000"/>
-          <w:spacing w:val="0"/>
-          <w:sz w:val="24"/>
-          <w:u/>
-        </w:rPr>
-        <w:t>Численное решение системы нелинейных уравнений итерационными методами</w:t>
-      </w:r>
-    </w:p>
-    <w:p>
-      <w:pPr>
-        <w:numPr>
-          <w:ilvl w:val="0"/>
-          <w:numId w:val="2"/>
-        </w:numPr>
-        <w:spacing w:after="0" w:before="0"/>
-        <w:ind w:firstLine="0" w:left="0" w:right="0"/>
-        <w:jc w:val="left"/>
-        <w:rPr>
-          <w:rFonts w:ascii="Times New Roman" w:hAnsi="Times New Roman"/>
-          <w:b w:val="0"/>
-          <w:i w:val="0"/>
-          <w:caps w:val="0"/>
-          <w:strike w:val="0"/>
-          <w:color w:val="000000"/>
-          <w:spacing w:val="0"/>
-          <w:sz w:val="24"/>
-          <w:u/>
-        </w:rPr>
-      </w:pPr>
-      <w:r>
-        <w:rPr>
-          <w:rFonts w:ascii="Times New Roman" w:hAnsi="Times New Roman"/>
-          <w:b w:val="0"/>
-          <w:i w:val="0"/>
-          <w:caps w:val="0"/>
-          <w:strike w:val="0"/>
-          <w:color w:val="000000"/>
-          <w:spacing w:val="0"/>
-          <w:sz w:val="24"/>
-          <w:u/>
-        </w:rPr>
-        <w:t>Верификация полученного решения на соответствие физическим ограничениям</w:t>
-      </w:r>
-    </w:p>
-    <w:p>
-      <w:pPr>
-        <w:pStyle w:val="Style_4"/>
+        <w:jc w:val="center"/>
+        <w:rPr>
+          <w:rFonts w:ascii=".Times Fallback" w:hAnsi=".Times Fallback"/>
+          <w:b w:val="1"/>
+          <w:i w:val="0"/>
+          <w:caps w:val="0"/>
+          <w:strike w:val="0"/>
+          <w:color w:val="000000"/>
+          <w:spacing w:val="0"/>
+          <w:sz w:val="24"/>
+        </w:rPr>
       </w:pPr>
       <w:r>
         <w:drawing>
           <wp:inline>
-            <wp:extent cx="2561455" cy="6269596"/>
+            <wp:extent cx="3600002" cy="2062801"/>
             <wp:docPr hidden="false" id="7" name="Picture 7"/>
             <a:graphic>
               <a:graphicData uri="http://schemas.openxmlformats.org/drawingml/2006/picture">
@@ -904,7 +703,7 @@
                   </pic:blipFill>
                   <pic:spPr>
                     <a:xfrm flipH="false" flipV="false" rot="0">
-                      <a:ext cx="2561455" cy="6269596"/>
+                      <a:ext cx="3600002" cy="2062801"/>
                     </a:xfrm>
                     <a:prstGeom prst="rect"/>
                   </pic:spPr>
@@ -917,246 +716,250 @@
     </w:p>
     <w:p>
       <w:pPr>
-        <w:pStyle w:val="Style_4"/>
-      </w:pPr>
-    </w:p>
-    <w:p>
-      <w:pPr>
-        <w:pStyle w:val="Style_4"/>
-      </w:pPr>
-      <w:r>
-        <w:t>Рисунок – Блок-схема классического метода термодинамического расчета цикла ГТД</w:t>
-      </w:r>
-      <w:r>
-        <w:br w:type="page"/>
-      </w:r>
-    </w:p>
-    <w:p>
-      <w:pPr>
-        <w:spacing w:after="240" w:before="240"/>
+        <w:spacing w:after="240" w:before="0"/>
+        <w:ind w:firstLine="0" w:left="0" w:right="0"/>
+        <w:jc w:val="center"/>
+        <w:rPr>
+          <w:rFonts w:ascii=".Times Fallback" w:hAnsi=".Times Fallback"/>
+          <w:b w:val="0"/>
+          <w:i w:val="0"/>
+          <w:caps w:val="0"/>
+          <w:strike w:val="0"/>
+          <w:color w:val="000000"/>
+          <w:spacing w:val="0"/>
+          <w:sz w:val="24"/>
+        </w:rPr>
+      </w:pPr>
+      <w:r>
+        <w:rPr>
+          <w:rFonts w:ascii=".Times Fallback" w:hAnsi=".Times Fallback"/>
+          <w:b w:val="0"/>
+          <w:i w:val="0"/>
+          <w:caps w:val="0"/>
+          <w:strike w:val="0"/>
+          <w:color w:val="000000"/>
+          <w:spacing w:val="0"/>
+          <w:sz w:val="24"/>
+        </w:rPr>
+        <w:t>Рисунок – Математическая модель компрессора</w:t>
+      </w:r>
+    </w:p>
+    <w:p>
+      <w:pPr>
+        <w:spacing w:after="240" w:before="0"/>
         <w:ind w:firstLine="0" w:left="0" w:right="0"/>
         <w:jc w:val="left"/>
         <w:rPr>
-          <w:rFonts w:ascii="Times New Roman" w:hAnsi="Times New Roman"/>
-          <w:b w:val="0"/>
-          <w:i w:val="0"/>
-          <w:caps w:val="0"/>
-          <w:strike w:val="0"/>
-          <w:color w:val="000000"/>
-          <w:spacing w:val="0"/>
-          <w:sz w:val="24"/>
-          <w:u/>
-        </w:rPr>
-      </w:pPr>
-      <w:r>
-        <w:rPr>
-          <w:rFonts w:ascii="Times New Roman" w:hAnsi="Times New Roman"/>
-          <w:b w:val="0"/>
-          <w:i w:val="0"/>
-          <w:caps w:val="0"/>
-          <w:strike w:val="0"/>
-          <w:color w:val="000000"/>
-          <w:spacing w:val="0"/>
-          <w:sz w:val="24"/>
-          <w:u/>
-        </w:rPr>
-        <w:t>2. Гибридный подход с использованием машинного обучения</w:t>
+          <w:rFonts w:ascii=".Times Fallback" w:hAnsi=".Times Fallback"/>
+          <w:b w:val="0"/>
+          <w:i w:val="0"/>
+          <w:caps w:val="0"/>
+          <w:strike w:val="0"/>
+          <w:color w:val="000000"/>
+          <w:spacing w:val="0"/>
+          <w:sz w:val="24"/>
+        </w:rPr>
+      </w:pPr>
+      <w:r>
+        <w:rPr>
+          <w:rFonts w:ascii=".Times Fallback" w:hAnsi=".Times Fallback"/>
+          <w:b w:val="0"/>
+          <w:i w:val="0"/>
+          <w:caps w:val="0"/>
+          <w:strike w:val="0"/>
+          <w:color w:val="000000"/>
+          <w:spacing w:val="0"/>
+          <w:sz w:val="24"/>
+        </w:rPr>
+        <w:t>Уравнения:</w:t>
+      </w:r>
+    </w:p>
+    <w:p>
+      <w:pPr>
+        <w:spacing w:after="120" w:before="120"/>
+        <w:ind w:firstLine="0" w:left="120" w:right="120"/>
+        <w:jc w:val="center"/>
+        <w:rPr>
+          <w:rFonts w:ascii="Times New Roman" w:hAnsi="Times New Roman"/>
+          <w:b w:val="0"/>
+          <w:color w:val="000000"/>
+          <w:sz w:val="24"/>
+        </w:rPr>
+      </w:pPr>
+      <w:r>
+        <w:rPr>
+          <w:rFonts w:ascii="Times New Roman" w:hAnsi="Times New Roman"/>
+          <w:b w:val="0"/>
+          <w:color w:val="000000"/>
+          <w:sz w:val="24"/>
+        </w:rPr>
+        <w:t>power = mf * Cp * (T*_outlet - T*_inlet)</w:t>
+      </w:r>
+    </w:p>
+    <w:p>
+      <w:pPr>
+        <w:spacing w:after="120" w:before="120"/>
+        <w:ind w:firstLine="0" w:left="120" w:right="120"/>
+        <w:jc w:val="center"/>
+        <w:rPr>
+          <w:rFonts w:ascii="Times New Roman" w:hAnsi="Times New Roman"/>
+          <w:b w:val="0"/>
+          <w:color w:val="000000"/>
+          <w:sz w:val="24"/>
+        </w:rPr>
+      </w:pPr>
+      <w:r>
+        <w:rPr>
+          <w:rFonts w:ascii="Times New Roman" w:hAnsi="Times New Roman"/>
+          <w:b w:val="0"/>
+          <w:color w:val="000000"/>
+          <w:sz w:val="24"/>
+        </w:rPr>
+        <w:t>T*_outlet = T*_inlet * (1 + (</w:t>
+      </w:r>
+      <w:r>
+        <w:rPr>
+          <w:rFonts w:ascii="Times New Roman" w:hAnsi="Times New Roman"/>
+          <w:b w:val="0"/>
+          <w:color w:val="000000"/>
+          <w:spacing w:val="0"/>
+          <w:sz w:val="24"/>
+        </w:rPr>
+        <w:t>π</w:t>
+      </w:r>
+      <w:r>
+        <w:rPr>
+          <w:rFonts w:ascii="Times New Roman" w:hAnsi="Times New Roman"/>
+          <w:b w:val="0"/>
+          <w:color w:val="000000"/>
+          <w:sz w:val="24"/>
+        </w:rPr>
+        <w:t>*</w:t>
+      </w:r>
+      <w:r>
+        <w:rPr>
+          <w:rFonts w:ascii="Times New Roman" w:hAnsi="Times New Roman"/>
+          <w:b w:val="0"/>
+          <w:color w:val="000000"/>
+          <w:sz w:val="24"/>
+          <w:vertAlign w:val="superscript"/>
+        </w:rPr>
+        <w:t>((k-1) / k))</w:t>
+      </w:r>
+      <w:r>
+        <w:rPr>
+          <w:rFonts w:ascii="Times New Roman" w:hAnsi="Times New Roman"/>
+          <w:b w:val="0"/>
+          <w:color w:val="000000"/>
+          <w:sz w:val="24"/>
+        </w:rPr>
+        <w:t xml:space="preserve"> / </w:t>
+      </w:r>
+      <w:r>
+        <w:rPr>
+          <w:rFonts w:ascii="Times New Roman" w:hAnsi="Times New Roman"/>
+          <w:b w:val="0"/>
+          <w:color w:val="000000"/>
+          <w:spacing w:val="0"/>
+          <w:sz w:val="24"/>
+        </w:rPr>
+        <w:t>η</w:t>
+      </w:r>
+      <w:r>
+        <w:rPr>
+          <w:rFonts w:ascii="Times New Roman" w:hAnsi="Times New Roman"/>
+          <w:b w:val="0"/>
+          <w:color w:val="000000"/>
+          <w:sz w:val="24"/>
+        </w:rPr>
+        <w:t>*)</w:t>
+      </w:r>
+    </w:p>
+    <w:p>
+      <w:pPr>
+        <w:spacing w:after="120" w:before="120"/>
+        <w:ind w:firstLine="0" w:left="120" w:right="120"/>
+        <w:jc w:val="center"/>
+        <w:rPr>
+          <w:rFonts w:ascii="Times New Roman" w:hAnsi="Times New Roman"/>
+          <w:b w:val="0"/>
+          <w:color w:val="000000"/>
+          <w:sz w:val="24"/>
+        </w:rPr>
+      </w:pPr>
+      <w:r>
+        <w:rPr>
+          <w:rFonts w:ascii="Times New Roman" w:hAnsi="Times New Roman"/>
+          <w:b w:val="0"/>
+          <w:color w:val="000000"/>
+          <w:spacing w:val="0"/>
+          <w:sz w:val="24"/>
+        </w:rPr>
+        <w:t>π</w:t>
+      </w:r>
+      <w:r>
+        <w:rPr>
+          <w:rFonts w:ascii="Times New Roman" w:hAnsi="Times New Roman"/>
+          <w:b w:val="0"/>
+          <w:color w:val="000000"/>
+          <w:sz w:val="24"/>
+        </w:rPr>
+        <w:t>* = P*_outlet / P*_inlet</w:t>
       </w:r>
     </w:p>
     <w:p>
       <w:pPr>
         <w:numPr>
-          <w:ilvl w:val="0"/>
           <w:numId w:val="3"/>
         </w:numPr>
-        <w:spacing w:after="0" w:before="0"/>
+        <w:spacing w:after="240" w:before="0"/>
+        <w:ind w:right="0"/>
+        <w:jc w:val="left"/>
+        <w:rPr>
+          <w:rFonts w:ascii=".Times Fallback" w:hAnsi=".Times Fallback"/>
+          <w:b w:val="1"/>
+          <w:i w:val="0"/>
+          <w:caps w:val="0"/>
+          <w:strike w:val="0"/>
+          <w:color w:val="000000"/>
+          <w:spacing w:val="0"/>
+          <w:sz w:val="24"/>
+        </w:rPr>
+      </w:pPr>
+      <w:r>
+        <w:rPr>
+          <w:rFonts w:ascii=".Times Fallback" w:hAnsi=".Times Fallback"/>
+          <w:b w:val="1"/>
+          <w:i w:val="0"/>
+          <w:caps w:val="0"/>
+          <w:strike w:val="0"/>
+          <w:color w:val="000000"/>
+          <w:spacing w:val="0"/>
+          <w:sz w:val="24"/>
+        </w:rPr>
+        <w:t>Камера сгорания (форсажная камера)</w:t>
+      </w:r>
+    </w:p>
+    <w:p>
+      <w:pPr>
+        <w:spacing w:after="240" w:before="0"/>
         <w:ind w:firstLine="0" w:left="0" w:right="0"/>
-        <w:jc w:val="left"/>
-        <w:rPr>
-          <w:rFonts w:ascii="Times New Roman" w:hAnsi="Times New Roman"/>
-          <w:b w:val="0"/>
-          <w:i w:val="0"/>
-          <w:caps w:val="0"/>
-          <w:strike w:val="0"/>
-          <w:color w:val="000000"/>
-          <w:spacing w:val="0"/>
-          <w:sz w:val="24"/>
-          <w:u/>
-        </w:rPr>
-      </w:pPr>
-      <w:r>
-        <w:rPr>
-          <w:rFonts w:ascii="Times New Roman" w:hAnsi="Times New Roman"/>
-          <w:b w:val="0"/>
-          <w:i w:val="0"/>
-          <w:caps w:val="0"/>
-          <w:strike w:val="0"/>
-          <w:color w:val="000000"/>
-          <w:spacing w:val="0"/>
-          <w:sz w:val="24"/>
-          <w:u/>
-        </w:rPr>
-        <w:t>Формализация расчетной схемы газотурбинного двигателя</w:t>
-      </w:r>
-    </w:p>
-    <w:p>
-      <w:pPr>
-        <w:numPr>
-          <w:ilvl w:val="0"/>
-          <w:numId w:val="3"/>
-        </w:numPr>
-        <w:spacing w:after="0" w:before="0"/>
-        <w:ind w:firstLine="0" w:left="0" w:right="0"/>
-        <w:jc w:val="left"/>
-        <w:rPr>
-          <w:rFonts w:ascii="Times New Roman" w:hAnsi="Times New Roman"/>
-          <w:b w:val="0"/>
-          <w:i w:val="0"/>
-          <w:caps w:val="0"/>
-          <w:strike w:val="0"/>
-          <w:color w:val="000000"/>
-          <w:spacing w:val="0"/>
-          <w:sz w:val="24"/>
-          <w:u/>
-        </w:rPr>
-      </w:pPr>
-      <w:r>
-        <w:rPr>
-          <w:rFonts w:ascii="Times New Roman" w:hAnsi="Times New Roman"/>
-          <w:b w:val="0"/>
-          <w:i w:val="0"/>
-          <w:caps w:val="0"/>
-          <w:strike w:val="0"/>
-          <w:color w:val="000000"/>
-          <w:spacing w:val="0"/>
-          <w:sz w:val="24"/>
-          <w:u/>
-        </w:rPr>
-        <w:t>Имплементация граничных условий</w:t>
-      </w:r>
-    </w:p>
-    <w:p>
-      <w:pPr>
-        <w:numPr>
-          <w:ilvl w:val="0"/>
-          <w:numId w:val="3"/>
-        </w:numPr>
-        <w:spacing w:after="0" w:before="0"/>
-        <w:ind w:firstLine="0" w:left="0" w:right="0"/>
-        <w:jc w:val="left"/>
-        <w:rPr>
-          <w:rFonts w:ascii="Times New Roman" w:hAnsi="Times New Roman"/>
-          <w:b w:val="0"/>
-          <w:i w:val="0"/>
-          <w:caps w:val="0"/>
-          <w:strike w:val="0"/>
-          <w:color w:val="000000"/>
-          <w:spacing w:val="0"/>
-          <w:sz w:val="24"/>
-          <w:u/>
-        </w:rPr>
-      </w:pPr>
-      <w:r>
-        <w:rPr>
-          <w:rFonts w:ascii="Times New Roman" w:hAnsi="Times New Roman"/>
-          <w:b w:val="0"/>
-          <w:i w:val="0"/>
-          <w:caps w:val="0"/>
-          <w:strike w:val="0"/>
-          <w:color w:val="000000"/>
-          <w:spacing w:val="0"/>
-          <w:sz w:val="24"/>
-          <w:u/>
-        </w:rPr>
-        <w:t>Получение первичной оценки параметров с применением предварительно обученных регрессионных моделей</w:t>
-      </w:r>
-    </w:p>
-    <w:p>
-      <w:pPr>
-        <w:numPr>
-          <w:ilvl w:val="0"/>
-          <w:numId w:val="3"/>
-        </w:numPr>
-        <w:spacing w:after="0" w:before="0"/>
-        <w:ind w:firstLine="0" w:left="0" w:right="0"/>
-        <w:jc w:val="left"/>
-        <w:rPr>
-          <w:rFonts w:ascii="Times New Roman" w:hAnsi="Times New Roman"/>
-          <w:b w:val="0"/>
-          <w:i w:val="0"/>
-          <w:caps w:val="0"/>
-          <w:strike w:val="0"/>
-          <w:color w:val="000000"/>
-          <w:spacing w:val="0"/>
-          <w:sz w:val="24"/>
-          <w:u/>
-        </w:rPr>
-      </w:pPr>
-      <w:r>
-        <w:rPr>
-          <w:rFonts w:ascii="Times New Roman" w:hAnsi="Times New Roman"/>
-          <w:b w:val="0"/>
-          <w:i w:val="0"/>
-          <w:caps w:val="0"/>
-          <w:strike w:val="0"/>
-          <w:color w:val="000000"/>
-          <w:spacing w:val="0"/>
-          <w:sz w:val="24"/>
-          <w:u/>
-        </w:rPr>
-        <w:t>Валидация прогнозируемых параметров</w:t>
-      </w:r>
-    </w:p>
-    <w:p>
-      <w:pPr>
-        <w:numPr>
-          <w:ilvl w:val="0"/>
-          <w:numId w:val="3"/>
-        </w:numPr>
-        <w:spacing w:after="0" w:before="0"/>
-        <w:ind w:firstLine="0" w:left="0" w:right="0"/>
-        <w:jc w:val="left"/>
-        <w:rPr>
-          <w:rFonts w:ascii="Times New Roman" w:hAnsi="Times New Roman"/>
-          <w:b w:val="0"/>
-          <w:i w:val="0"/>
-          <w:caps w:val="0"/>
-          <w:strike w:val="0"/>
-          <w:color w:val="000000"/>
-          <w:spacing w:val="0"/>
-          <w:sz w:val="24"/>
-          <w:u/>
-        </w:rPr>
-      </w:pPr>
-      <w:r>
-        <w:rPr>
-          <w:rFonts w:ascii="Times New Roman" w:hAnsi="Times New Roman"/>
-          <w:b w:val="0"/>
-          <w:i w:val="0"/>
-          <w:caps w:val="0"/>
-          <w:strike w:val="0"/>
-          <w:color w:val="000000"/>
-          <w:spacing w:val="0"/>
-          <w:sz w:val="24"/>
-          <w:u/>
-        </w:rPr>
-        <w:t>При недостаточной точности прогноза - итерационное уточнение решения традиционными численными методами с использованием ML-предсказания в качестве начального приближения</w:t>
-      </w:r>
-    </w:p>
-    <w:p>
-      <w:pPr>
-        <w:pStyle w:val="Style_4"/>
-        <w:rPr>
-          <w:rFonts w:ascii="Times New Roman" w:hAnsi="Times New Roman"/>
-        </w:rPr>
-      </w:pPr>
-      <w:r>
-        <w:rPr>
-          <w:rFonts w:ascii="Times New Roman" w:hAnsi="Times New Roman"/>
-        </w:rPr>
+        <w:jc w:val="center"/>
+        <w:rPr>
+          <w:rFonts w:ascii=".Times Fallback" w:hAnsi=".Times Fallback"/>
+          <w:b w:val="1"/>
+          <w:i w:val="0"/>
+          <w:caps w:val="0"/>
+          <w:strike w:val="0"/>
+          <w:color w:val="000000"/>
+          <w:spacing w:val="0"/>
+          <w:sz w:val="24"/>
+        </w:rPr>
+      </w:pPr>
+      <w:r>
         <w:drawing>
           <wp:inline>
-            <wp:extent cx="4667062" cy="6251138"/>
+            <wp:extent cx="3600002" cy="2268001"/>
             <wp:docPr hidden="false" id="9" name="Picture 9"/>
             <a:graphic>
               <a:graphicData uri="http://schemas.openxmlformats.org/drawingml/2006/picture">
@@ -1171,7 +974,7 @@
                   </pic:blipFill>
                   <pic:spPr>
                     <a:xfrm flipH="false" flipV="false" rot="0">
-                      <a:ext cx="4667062" cy="6251138"/>
+                      <a:ext cx="3600002" cy="2268001"/>
                     </a:xfrm>
                     <a:prstGeom prst="rect"/>
                   </pic:spPr>
@@ -1184,24 +987,1547 @@
     </w:p>
     <w:p>
       <w:pPr>
+        <w:spacing w:after="240" w:before="0"/>
+        <w:ind w:firstLine="0" w:left="0" w:right="0"/>
+        <w:jc w:val="center"/>
+        <w:rPr>
+          <w:rFonts w:ascii=".Times Fallback" w:hAnsi=".Times Fallback"/>
+          <w:b w:val="0"/>
+          <w:i w:val="0"/>
+          <w:caps w:val="0"/>
+          <w:strike w:val="0"/>
+          <w:color w:val="000000"/>
+          <w:spacing w:val="0"/>
+          <w:sz w:val="24"/>
+        </w:rPr>
+      </w:pPr>
+      <w:r>
+        <w:rPr>
+          <w:rFonts w:ascii=".Times Fallback" w:hAnsi=".Times Fallback"/>
+          <w:b w:val="0"/>
+          <w:i w:val="0"/>
+          <w:caps w:val="0"/>
+          <w:strike w:val="0"/>
+          <w:color w:val="000000"/>
+          <w:spacing w:val="0"/>
+          <w:sz w:val="24"/>
+        </w:rPr>
+        <w:t>Рисунок – математическая модель КС</w:t>
+      </w:r>
+    </w:p>
+    <w:p>
+      <w:pPr>
         <w:pStyle w:val="Style_4"/>
-      </w:pPr>
+        <w:ind/>
+        <w:jc w:val="left"/>
+      </w:pPr>
+      <w:r>
+        <w:t>Уравнения:</w:t>
+      </w:r>
     </w:p>
     <w:p>
       <w:pPr>
         <w:pStyle w:val="Style_4"/>
-      </w:pPr>
-      <w:r>
-        <w:rPr>
-          <w:rFonts w:ascii="Times New Roman" w:hAnsi="Times New Roman"/>
-        </w:rPr>
-        <w:t xml:space="preserve">Рисунок – </w:t>
-      </w:r>
-      <w:r>
-        <w:rPr>
-          <w:rFonts w:ascii="Times New Roman" w:hAnsi="Times New Roman"/>
-        </w:rPr>
-        <w:t>Блок-схема гибридного метода термодинамического расчета цикла ГТД</w:t>
+        <w:ind/>
+        <w:jc w:val="left"/>
+      </w:pPr>
+    </w:p>
+    <w:p>
+      <w:pPr>
+        <w:pStyle w:val="Style_4"/>
+        <w:ind/>
+        <w:jc w:val="center"/>
+      </w:pPr>
+      <w:r>
+        <w:t>(mf_i * enthalpy_i) + mf_f * (Q*</w:t>
+      </w:r>
+      <w:r>
+        <w:t>η_burn</w:t>
+      </w:r>
+      <w:r>
+        <w:t xml:space="preserve"> + enthalpy_f) = (mf_i + mf_f) * enthalpy_o</w:t>
+      </w:r>
+    </w:p>
+    <w:p>
+      <w:pPr>
+        <w:spacing w:after="240" w:before="0"/>
+        <w:ind w:firstLine="0" w:left="0" w:right="0"/>
+        <w:jc w:val="center"/>
+        <w:rPr>
+          <w:rFonts w:ascii=".Times Fallback" w:hAnsi=".Times Fallback"/>
+          <w:b w:val="0"/>
+          <w:i w:val="0"/>
+          <w:caps w:val="0"/>
+          <w:strike w:val="0"/>
+          <w:color w:val="000000"/>
+          <w:spacing w:val="0"/>
+          <w:sz w:val="24"/>
+        </w:rPr>
+      </w:pPr>
+    </w:p>
+    <w:p>
+      <w:pPr>
+        <w:spacing w:after="240" w:before="0"/>
+        <w:ind w:firstLine="0" w:left="0" w:right="0"/>
+        <w:jc w:val="center"/>
+        <w:rPr>
+          <w:rFonts w:ascii=".Times Fallback" w:hAnsi=".Times Fallback"/>
+          <w:b w:val="0"/>
+          <w:i w:val="0"/>
+          <w:caps w:val="0"/>
+          <w:strike w:val="0"/>
+          <w:color w:val="000000"/>
+          <w:spacing w:val="0"/>
+          <w:sz w:val="24"/>
+        </w:rPr>
+      </w:pPr>
+      <w:r>
+        <w:rPr>
+          <w:rFonts w:ascii="Times New Roman" w:hAnsi="Times New Roman"/>
+          <w:color w:val="000000"/>
+          <w:spacing w:val="0"/>
+          <w:sz w:val="24"/>
+        </w:rPr>
+        <w:t>σ = P*_outlet / P*_inlet</w:t>
+      </w:r>
+      <w:r>
+        <w:br w:type="page"/>
+      </w:r>
+    </w:p>
+    <w:p>
+      <w:pPr>
+        <w:numPr>
+          <w:numId w:val="4"/>
+        </w:numPr>
+        <w:spacing w:after="240" w:before="0"/>
+        <w:ind w:right="0"/>
+        <w:jc w:val="left"/>
+        <w:rPr>
+          <w:rFonts w:ascii=".Times Fallback" w:hAnsi=".Times Fallback"/>
+          <w:b w:val="1"/>
+          <w:i w:val="0"/>
+          <w:caps w:val="0"/>
+          <w:strike w:val="0"/>
+          <w:color w:val="000000"/>
+          <w:spacing w:val="0"/>
+          <w:sz w:val="24"/>
+        </w:rPr>
+      </w:pPr>
+      <w:r>
+        <w:rPr>
+          <w:rFonts w:ascii=".Times Fallback" w:hAnsi=".Times Fallback"/>
+          <w:b w:val="1"/>
+          <w:i w:val="0"/>
+          <w:caps w:val="0"/>
+          <w:strike w:val="0"/>
+          <w:color w:val="000000"/>
+          <w:spacing w:val="0"/>
+          <w:sz w:val="24"/>
+        </w:rPr>
+        <w:t>Турбина</w:t>
+      </w:r>
+    </w:p>
+    <w:p>
+      <w:pPr>
+        <w:spacing w:after="240" w:before="0"/>
+        <w:ind w:right="0"/>
+        <w:jc w:val="center"/>
+        <w:rPr>
+          <w:rFonts w:ascii=".Times Fallback" w:hAnsi=".Times Fallback"/>
+          <w:b w:val="1"/>
+          <w:i w:val="0"/>
+          <w:caps w:val="0"/>
+          <w:strike w:val="0"/>
+          <w:color w:val="000000"/>
+          <w:spacing w:val="0"/>
+          <w:sz w:val="24"/>
+        </w:rPr>
+      </w:pPr>
+      <w:r>
+        <w:drawing>
+          <wp:inline>
+            <wp:extent cx="3600002" cy="2937602"/>
+            <wp:docPr hidden="false" id="11" name="Picture 11"/>
+            <a:graphic>
+              <a:graphicData uri="http://schemas.openxmlformats.org/drawingml/2006/picture">
+                <pic:pic>
+                  <pic:nvPicPr>
+                    <pic:cNvPr hidden="false" id="12" name="Picture 12"/>
+                    <pic:cNvPicPr preferRelativeResize="true"/>
+                  </pic:nvPicPr>
+                  <pic:blipFill>
+                    <a:blip r:embed="rId6"/>
+                    <a:stretch/>
+                  </pic:blipFill>
+                  <pic:spPr>
+                    <a:xfrm flipH="false" flipV="false" rot="0">
+                      <a:ext cx="3600002" cy="2937602"/>
+                    </a:xfrm>
+                    <a:prstGeom prst="rect"/>
+                  </pic:spPr>
+                </pic:pic>
+              </a:graphicData>
+            </a:graphic>
+          </wp:inline>
+        </w:drawing>
+      </w:r>
+    </w:p>
+    <w:p>
+      <w:pPr>
+        <w:spacing w:after="240" w:before="0"/>
+        <w:ind w:right="0"/>
+        <w:jc w:val="center"/>
+        <w:rPr>
+          <w:rFonts w:ascii=".Times Fallback" w:hAnsi=".Times Fallback"/>
+          <w:b w:val="0"/>
+          <w:i w:val="0"/>
+          <w:caps w:val="0"/>
+          <w:strike w:val="0"/>
+          <w:color w:val="000000"/>
+          <w:spacing w:val="0"/>
+          <w:sz w:val="24"/>
+        </w:rPr>
+      </w:pPr>
+      <w:r>
+        <w:rPr>
+          <w:rFonts w:ascii=".Times Fallback" w:hAnsi=".Times Fallback"/>
+          <w:b w:val="0"/>
+          <w:i w:val="0"/>
+          <w:caps w:val="0"/>
+          <w:strike w:val="0"/>
+          <w:color w:val="000000"/>
+          <w:spacing w:val="0"/>
+          <w:sz w:val="24"/>
+        </w:rPr>
+        <w:t>Рисунок – математическая модель турбины</w:t>
+      </w:r>
+    </w:p>
+    <w:p>
+      <w:pPr>
+        <w:spacing w:after="240" w:before="0"/>
+        <w:ind w:firstLine="0" w:left="0" w:right="0"/>
+        <w:jc w:val="left"/>
+        <w:rPr>
+          <w:rFonts w:ascii=".Times Fallback" w:hAnsi=".Times Fallback"/>
+          <w:b w:val="0"/>
+          <w:i w:val="0"/>
+          <w:caps w:val="0"/>
+          <w:strike w:val="0"/>
+          <w:color w:val="000000"/>
+          <w:spacing w:val="0"/>
+          <w:sz w:val="24"/>
+        </w:rPr>
+      </w:pPr>
+      <w:r>
+        <w:rPr>
+          <w:b w:val="0"/>
+        </w:rPr>
+        <w:t>Уравнения:</w:t>
+      </w:r>
+    </w:p>
+    <w:p>
+      <w:pPr>
+        <w:spacing w:after="120" w:before="120"/>
+        <w:ind w:firstLine="0" w:left="120" w:right="120"/>
+        <w:jc w:val="center"/>
+        <w:rPr>
+          <w:rFonts w:ascii="Times New Roman" w:hAnsi="Times New Roman"/>
+          <w:b w:val="0"/>
+          <w:color w:val="000000"/>
+          <w:sz w:val="24"/>
+        </w:rPr>
+      </w:pPr>
+      <w:r>
+        <w:rPr>
+          <w:rFonts w:ascii="Times New Roman" w:hAnsi="Times New Roman"/>
+          <w:b w:val="0"/>
+          <w:color w:val="000000"/>
+          <w:sz w:val="24"/>
+        </w:rPr>
+        <w:t>power = mf * Cp * (T*_inlet - T*_outlet)</w:t>
+      </w:r>
+    </w:p>
+    <w:p>
+      <w:pPr>
+        <w:spacing w:after="120" w:before="120"/>
+        <w:ind w:firstLine="0" w:left="120" w:right="120"/>
+        <w:jc w:val="center"/>
+        <w:rPr>
+          <w:rFonts w:ascii="Times New Roman" w:hAnsi="Times New Roman"/>
+          <w:b w:val="0"/>
+          <w:color w:val="000000"/>
+          <w:sz w:val="24"/>
+        </w:rPr>
+      </w:pPr>
+      <w:r>
+        <w:rPr>
+          <w:rFonts w:ascii="Times New Roman" w:hAnsi="Times New Roman"/>
+          <w:b w:val="0"/>
+          <w:color w:val="000000"/>
+          <w:sz w:val="24"/>
+        </w:rPr>
+        <w:t xml:space="preserve">T*_outlet = T*_inlet * (1 - (1 - </w:t>
+      </w:r>
+      <w:r>
+        <w:rPr>
+          <w:rFonts w:ascii="Times New Roman" w:hAnsi="Times New Roman"/>
+          <w:b w:val="0"/>
+          <w:color w:val="000000"/>
+          <w:spacing w:val="0"/>
+          <w:sz w:val="24"/>
+        </w:rPr>
+        <w:t>π</w:t>
+      </w:r>
+      <w:r>
+        <w:rPr>
+          <w:rFonts w:ascii="Times New Roman" w:hAnsi="Times New Roman"/>
+          <w:b w:val="0"/>
+          <w:color w:val="000000"/>
+          <w:sz w:val="24"/>
+        </w:rPr>
+        <w:t>*</w:t>
+      </w:r>
+      <w:r>
+        <w:rPr>
+          <w:rFonts w:ascii="Times New Roman" w:hAnsi="Times New Roman"/>
+          <w:b w:val="0"/>
+          <w:color w:val="000000"/>
+          <w:sz w:val="24"/>
+          <w:vertAlign w:val="superscript"/>
+        </w:rPr>
+        <w:t>((1-k) / k))</w:t>
+      </w:r>
+      <w:r>
+        <w:rPr>
+          <w:rFonts w:ascii="Times New Roman" w:hAnsi="Times New Roman"/>
+          <w:b w:val="0"/>
+          <w:color w:val="000000"/>
+          <w:sz w:val="24"/>
+        </w:rPr>
+        <w:t xml:space="preserve">) * </w:t>
+      </w:r>
+      <w:r>
+        <w:rPr>
+          <w:rFonts w:ascii="Times New Roman" w:hAnsi="Times New Roman"/>
+          <w:b w:val="0"/>
+          <w:color w:val="000000"/>
+          <w:spacing w:val="0"/>
+          <w:sz w:val="24"/>
+        </w:rPr>
+        <w:t>η*</w:t>
+      </w:r>
+      <w:r>
+        <w:rPr>
+          <w:rFonts w:ascii="Times New Roman" w:hAnsi="Times New Roman"/>
+          <w:b w:val="0"/>
+          <w:color w:val="000000"/>
+          <w:sz w:val="24"/>
+        </w:rPr>
+        <w:t>)</w:t>
+      </w:r>
+    </w:p>
+    <w:p>
+      <w:pPr>
+        <w:spacing w:after="120" w:before="120"/>
+        <w:ind w:firstLine="0" w:left="120" w:right="120"/>
+        <w:jc w:val="center"/>
+        <w:rPr>
+          <w:rFonts w:ascii="Times New Roman" w:hAnsi="Times New Roman"/>
+          <w:b w:val="0"/>
+          <w:color w:val="000000"/>
+          <w:sz w:val="24"/>
+        </w:rPr>
+      </w:pPr>
+      <w:r>
+        <w:rPr>
+          <w:rFonts w:ascii="Times New Roman" w:hAnsi="Times New Roman"/>
+          <w:b w:val="0"/>
+          <w:color w:val="000000"/>
+          <w:spacing w:val="0"/>
+          <w:sz w:val="24"/>
+        </w:rPr>
+        <w:t>π</w:t>
+      </w:r>
+      <w:r>
+        <w:rPr>
+          <w:rFonts w:ascii="Times New Roman" w:hAnsi="Times New Roman"/>
+          <w:b w:val="0"/>
+          <w:color w:val="000000"/>
+          <w:sz w:val="24"/>
+        </w:rPr>
+        <w:t>* = P*_inlet / P*_outlet</w:t>
+      </w:r>
+    </w:p>
+    <w:p>
+      <w:pPr>
+        <w:spacing w:after="240" w:before="0"/>
+        <w:ind w:firstLine="0" w:left="0" w:right="0"/>
+        <w:jc w:val="left"/>
+        <w:rPr>
+          <w:rFonts w:ascii=".Times Fallback" w:hAnsi=".Times Fallback"/>
+          <w:b w:val="1"/>
+          <w:i w:val="0"/>
+          <w:caps w:val="0"/>
+          <w:strike w:val="0"/>
+          <w:color w:val="000000"/>
+          <w:spacing w:val="0"/>
+          <w:sz w:val="24"/>
+        </w:rPr>
+      </w:pPr>
+      <w:r>
+        <w:br w:type="page"/>
+      </w:r>
+      <w:r>
+        <w:rPr>
+          <w:rFonts w:ascii=".Times Fallback" w:hAnsi=".Times Fallback"/>
+          <w:b w:val="1"/>
+          <w:i w:val="0"/>
+          <w:caps w:val="0"/>
+          <w:strike w:val="0"/>
+          <w:color w:val="000000"/>
+          <w:spacing w:val="0"/>
+          <w:sz w:val="24"/>
+        </w:rPr>
+        <w:t>Сравнительный анализ методологий расчета параметров ГТД</w:t>
+      </w:r>
+    </w:p>
+    <w:p>
+      <w:pPr>
+        <w:spacing w:after="240" w:before="240"/>
+        <w:ind w:firstLine="0" w:left="0" w:right="0"/>
+        <w:jc w:val="left"/>
+        <w:rPr>
+          <w:rFonts w:ascii="Times New Roman" w:hAnsi="Times New Roman"/>
+          <w:b w:val="0"/>
+          <w:i w:val="0"/>
+          <w:caps w:val="0"/>
+          <w:strike w:val="0"/>
+          <w:color w:val="000000"/>
+          <w:spacing w:val="0"/>
+          <w:sz w:val="24"/>
+        </w:rPr>
+      </w:pPr>
+      <w:r>
+        <w:rPr>
+          <w:rFonts w:ascii="Times New Roman" w:hAnsi="Times New Roman"/>
+          <w:b w:val="0"/>
+          <w:i w:val="0"/>
+          <w:caps w:val="0"/>
+          <w:strike w:val="0"/>
+          <w:color w:val="000000"/>
+          <w:spacing w:val="0"/>
+          <w:sz w:val="24"/>
+        </w:rPr>
+        <w:t>1. Классический итерационный подход ЦИАМ</w:t>
+      </w:r>
+    </w:p>
+    <w:p>
+      <w:pPr>
+        <w:spacing w:after="240" w:before="240"/>
+        <w:ind w:firstLine="0" w:left="0" w:right="0"/>
+        <w:jc w:val="left"/>
+        <w:rPr>
+          <w:rFonts w:ascii="Times New Roman" w:hAnsi="Times New Roman"/>
+          <w:b w:val="0"/>
+          <w:i w:val="0"/>
+          <w:caps w:val="0"/>
+          <w:strike w:val="0"/>
+          <w:color w:val="000000"/>
+          <w:spacing w:val="0"/>
+          <w:sz w:val="24"/>
+        </w:rPr>
+      </w:pPr>
+      <w:r>
+        <w:rPr>
+          <w:rFonts w:ascii="Times New Roman" w:hAnsi="Times New Roman"/>
+          <w:b w:val="0"/>
+          <w:i w:val="0"/>
+          <w:caps w:val="0"/>
+          <w:strike w:val="0"/>
+          <w:color w:val="000000"/>
+          <w:spacing w:val="0"/>
+          <w:sz w:val="24"/>
+        </w:rPr>
+        <w:t>Данная методология реализуется посредством следующего алгоритма:</w:t>
+      </w:r>
+    </w:p>
+    <w:p>
+      <w:pPr>
+        <w:numPr>
+          <w:ilvl w:val="0"/>
+          <w:numId w:val="5"/>
+        </w:numPr>
+        <w:spacing w:after="0" w:before="0"/>
+        <w:ind w:firstLine="0" w:left="0" w:right="0"/>
+        <w:jc w:val="left"/>
+        <w:rPr>
+          <w:rFonts w:ascii="Times New Roman" w:hAnsi="Times New Roman"/>
+          <w:b w:val="0"/>
+          <w:i w:val="0"/>
+          <w:caps w:val="0"/>
+          <w:strike w:val="0"/>
+          <w:color w:val="000000"/>
+          <w:spacing w:val="0"/>
+          <w:sz w:val="24"/>
+        </w:rPr>
+      </w:pPr>
+      <w:r>
+        <w:rPr>
+          <w:rFonts w:ascii="Times New Roman" w:hAnsi="Times New Roman"/>
+          <w:b w:val="0"/>
+          <w:i w:val="0"/>
+          <w:caps w:val="0"/>
+          <w:strike w:val="0"/>
+          <w:color w:val="000000"/>
+          <w:spacing w:val="0"/>
+          <w:sz w:val="24"/>
+        </w:rPr>
+        <w:t>Формализация расчетной схемы газотурбинного двигателя</w:t>
+      </w:r>
+    </w:p>
+    <w:p>
+      <w:pPr>
+        <w:numPr>
+          <w:ilvl w:val="0"/>
+          <w:numId w:val="5"/>
+        </w:numPr>
+        <w:spacing w:after="0" w:before="0"/>
+        <w:ind w:firstLine="0" w:left="0" w:right="0"/>
+        <w:jc w:val="left"/>
+        <w:rPr>
+          <w:rFonts w:ascii="Times New Roman" w:hAnsi="Times New Roman"/>
+          <w:b w:val="0"/>
+          <w:i w:val="0"/>
+          <w:caps w:val="0"/>
+          <w:strike w:val="0"/>
+          <w:color w:val="000000"/>
+          <w:spacing w:val="0"/>
+          <w:sz w:val="24"/>
+        </w:rPr>
+      </w:pPr>
+      <w:r>
+        <w:rPr>
+          <w:rFonts w:ascii="Times New Roman" w:hAnsi="Times New Roman"/>
+          <w:b w:val="0"/>
+          <w:i w:val="0"/>
+          <w:caps w:val="0"/>
+          <w:strike w:val="0"/>
+          <w:color w:val="000000"/>
+          <w:spacing w:val="0"/>
+          <w:sz w:val="24"/>
+        </w:rPr>
+        <w:t>Имплементация граничных условий в математическую модель</w:t>
+      </w:r>
+    </w:p>
+    <w:p>
+      <w:pPr>
+        <w:numPr>
+          <w:ilvl w:val="0"/>
+          <w:numId w:val="5"/>
+        </w:numPr>
+        <w:spacing w:after="0" w:before="0"/>
+        <w:ind w:firstLine="0" w:left="0" w:right="0"/>
+        <w:jc w:val="left"/>
+        <w:rPr>
+          <w:rFonts w:ascii="Times New Roman" w:hAnsi="Times New Roman"/>
+          <w:b w:val="0"/>
+          <w:i w:val="0"/>
+          <w:caps w:val="0"/>
+          <w:strike w:val="0"/>
+          <w:color w:val="000000"/>
+          <w:spacing w:val="0"/>
+          <w:sz w:val="24"/>
+        </w:rPr>
+      </w:pPr>
+      <w:r>
+        <w:rPr>
+          <w:rFonts w:ascii="Times New Roman" w:hAnsi="Times New Roman"/>
+          <w:b w:val="0"/>
+          <w:i w:val="0"/>
+          <w:caps w:val="0"/>
+          <w:strike w:val="0"/>
+          <w:color w:val="000000"/>
+          <w:spacing w:val="0"/>
+          <w:sz w:val="24"/>
+        </w:rPr>
+        <w:t>Инициализация начальных приближений искомых параметров</w:t>
+      </w:r>
+    </w:p>
+    <w:p>
+      <w:pPr>
+        <w:numPr>
+          <w:ilvl w:val="0"/>
+          <w:numId w:val="5"/>
+        </w:numPr>
+        <w:spacing w:after="0" w:before="0"/>
+        <w:ind w:firstLine="0" w:left="0" w:right="0"/>
+        <w:jc w:val="left"/>
+        <w:rPr>
+          <w:rFonts w:ascii="Times New Roman" w:hAnsi="Times New Roman"/>
+          <w:b w:val="0"/>
+          <w:i w:val="0"/>
+          <w:caps w:val="0"/>
+          <w:strike w:val="0"/>
+          <w:color w:val="000000"/>
+          <w:spacing w:val="0"/>
+          <w:sz w:val="24"/>
+        </w:rPr>
+      </w:pPr>
+      <w:r>
+        <w:rPr>
+          <w:rFonts w:ascii="Times New Roman" w:hAnsi="Times New Roman"/>
+          <w:b w:val="0"/>
+          <w:i w:val="0"/>
+          <w:caps w:val="0"/>
+          <w:strike w:val="0"/>
+          <w:color w:val="000000"/>
+          <w:spacing w:val="0"/>
+          <w:sz w:val="24"/>
+        </w:rPr>
+        <w:t>Численное реше</w:t>
+      </w:r>
+      <w:r>
+        <w:rPr>
+          <w:rFonts w:ascii="Times New Roman" w:hAnsi="Times New Roman"/>
+          <w:b w:val="0"/>
+          <w:i w:val="0"/>
+          <w:caps w:val="0"/>
+          <w:strike w:val="0"/>
+          <w:color w:val="000000"/>
+          <w:spacing w:val="0"/>
+          <w:sz w:val="24"/>
+        </w:rPr>
+        <w:t>ни</w:t>
+      </w:r>
+      <w:r>
+        <w:rPr>
+          <w:rFonts w:ascii="Times New Roman" w:hAnsi="Times New Roman"/>
+          <w:b w:val="0"/>
+          <w:i w:val="0"/>
+          <w:caps w:val="0"/>
+          <w:strike w:val="0"/>
+          <w:color w:val="000000"/>
+          <w:spacing w:val="0"/>
+          <w:sz w:val="24"/>
+        </w:rPr>
+        <w:t>е</w:t>
+      </w:r>
+      <w:r>
+        <w:rPr>
+          <w:rFonts w:ascii="Times New Roman" w:hAnsi="Times New Roman"/>
+          <w:b w:val="0"/>
+          <w:i w:val="0"/>
+          <w:caps w:val="0"/>
+          <w:strike w:val="0"/>
+          <w:color w:val="000000"/>
+          <w:spacing w:val="0"/>
+          <w:sz w:val="24"/>
+        </w:rPr>
+        <w:t xml:space="preserve"> системы нелинейных уравнений итерационными методами</w:t>
+      </w:r>
+    </w:p>
+    <w:p>
+      <w:pPr>
+        <w:numPr>
+          <w:ilvl w:val="0"/>
+          <w:numId w:val="5"/>
+        </w:numPr>
+        <w:spacing w:after="0" w:before="0"/>
+        <w:ind w:firstLine="0" w:left="0" w:right="0"/>
+        <w:jc w:val="left"/>
+        <w:rPr>
+          <w:rFonts w:ascii="Times New Roman" w:hAnsi="Times New Roman"/>
+          <w:b w:val="0"/>
+          <w:i w:val="0"/>
+          <w:caps w:val="0"/>
+          <w:strike w:val="0"/>
+          <w:color w:val="000000"/>
+          <w:spacing w:val="0"/>
+          <w:sz w:val="24"/>
+        </w:rPr>
+      </w:pPr>
+      <w:r>
+        <w:rPr>
+          <w:rFonts w:ascii="Times New Roman" w:hAnsi="Times New Roman"/>
+          <w:b w:val="0"/>
+          <w:i w:val="0"/>
+          <w:caps w:val="0"/>
+          <w:strike w:val="0"/>
+          <w:color w:val="000000"/>
+          <w:spacing w:val="0"/>
+          <w:sz w:val="24"/>
+        </w:rPr>
+        <w:t>Верификация п</w:t>
+      </w:r>
+      <w:r>
+        <w:rPr>
+          <w:rFonts w:ascii="Times New Roman" w:hAnsi="Times New Roman"/>
+          <w:b w:val="0"/>
+          <w:i w:val="0"/>
+          <w:caps w:val="0"/>
+          <w:strike w:val="0"/>
+          <w:color w:val="000000"/>
+          <w:spacing w:val="0"/>
+          <w:sz w:val="24"/>
+        </w:rPr>
+        <w:t>олуч</w:t>
+      </w:r>
+      <w:r>
+        <w:rPr>
+          <w:rFonts w:ascii="Times New Roman" w:hAnsi="Times New Roman"/>
+          <w:b w:val="0"/>
+          <w:i w:val="0"/>
+          <w:caps w:val="0"/>
+          <w:strike w:val="0"/>
+          <w:color w:val="000000"/>
+          <w:spacing w:val="0"/>
+          <w:sz w:val="24"/>
+        </w:rPr>
+        <w:t>енного решения на соответствие физическим ограничениям</w:t>
+      </w:r>
+    </w:p>
+    <w:p>
+      <w:pPr>
+        <w:spacing w:after="0" w:before="0"/>
+        <w:ind w:firstLine="0" w:left="0" w:right="0"/>
+        <w:jc w:val="left"/>
+        <w:rPr>
+          <w:rFonts w:ascii="Times New Roman" w:hAnsi="Times New Roman"/>
+          <w:b w:val="0"/>
+          <w:i w:val="0"/>
+          <w:caps w:val="0"/>
+          <w:strike w:val="0"/>
+          <w:color w:val="000000"/>
+          <w:spacing w:val="0"/>
+          <w:sz w:val="24"/>
+        </w:rPr>
+      </w:pPr>
+    </w:p>
+    <w:p>
+      <w:pPr>
+        <w:spacing w:after="0" w:before="0"/>
+        <w:ind w:firstLine="0" w:left="0" w:right="0"/>
+        <w:jc w:val="left"/>
+        <w:rPr>
+          <w:rFonts w:ascii="Times New Roman" w:hAnsi="Times New Roman"/>
+          <w:b w:val="0"/>
+          <w:i w:val="0"/>
+          <w:caps w:val="0"/>
+          <w:strike w:val="0"/>
+          <w:color w:val="000000"/>
+          <w:spacing w:val="0"/>
+          <w:sz w:val="24"/>
+        </w:rPr>
+      </w:pPr>
+      <w:r>
+        <w:rPr>
+          <w:rFonts w:ascii="Times New Roman" w:hAnsi="Times New Roman"/>
+          <w:b w:val="0"/>
+          <w:i w:val="0"/>
+          <w:caps w:val="0"/>
+          <w:strike w:val="0"/>
+          <w:color w:val="000000"/>
+          <w:spacing w:val="0"/>
+          <w:sz w:val="24"/>
+        </w:rPr>
+        <w:t>Алгоритм:</w:t>
+      </w:r>
+    </w:p>
+    <w:p>
+      <w:pPr>
+        <w:numPr>
+          <w:numId w:val="6"/>
+        </w:numPr>
+        <w:spacing w:after="0" w:before="0"/>
+        <w:ind w:right="0"/>
+        <w:jc w:val="left"/>
+        <w:rPr>
+          <w:rFonts w:ascii="Times New Roman" w:hAnsi="Times New Roman"/>
+          <w:b w:val="0"/>
+          <w:i w:val="0"/>
+          <w:caps w:val="0"/>
+          <w:strike w:val="0"/>
+          <w:color w:val="000000"/>
+          <w:spacing w:val="0"/>
+          <w:sz w:val="24"/>
+        </w:rPr>
+      </w:pPr>
+      <w:r>
+        <w:rPr>
+          <w:rFonts w:ascii="Times New Roman" w:hAnsi="Times New Roman"/>
+          <w:b w:val="0"/>
+          <w:i w:val="0"/>
+          <w:caps w:val="0"/>
+          <w:strike w:val="0"/>
+          <w:color w:val="000000"/>
+          <w:spacing w:val="0"/>
+          <w:sz w:val="24"/>
+        </w:rPr>
+        <w:t>Выбрать схему ГТД (из предложенных)</w:t>
+      </w:r>
+    </w:p>
+    <w:p>
+      <w:pPr>
+        <w:numPr>
+          <w:numId w:val="6"/>
+        </w:numPr>
+        <w:spacing w:after="0" w:before="0"/>
+        <w:ind w:right="0"/>
+        <w:jc w:val="left"/>
+        <w:rPr>
+          <w:rFonts w:ascii="Times New Roman" w:hAnsi="Times New Roman"/>
+          <w:b w:val="0"/>
+          <w:i w:val="0"/>
+          <w:caps w:val="0"/>
+          <w:strike w:val="0"/>
+          <w:color w:val="000000"/>
+          <w:spacing w:val="0"/>
+          <w:sz w:val="24"/>
+        </w:rPr>
+      </w:pPr>
+      <w:r>
+        <w:rPr>
+          <w:rFonts w:ascii="Times New Roman" w:hAnsi="Times New Roman"/>
+          <w:b w:val="0"/>
+          <w:i w:val="0"/>
+          <w:caps w:val="0"/>
+          <w:strike w:val="0"/>
+          <w:color w:val="000000"/>
+          <w:spacing w:val="0"/>
+          <w:sz w:val="24"/>
+        </w:rPr>
+        <w:t>Наложить граничные условия</w:t>
+      </w:r>
+    </w:p>
+    <w:p>
+      <w:pPr>
+        <w:numPr>
+          <w:numId w:val="6"/>
+        </w:numPr>
+        <w:spacing w:after="0" w:before="0"/>
+        <w:ind w:right="0"/>
+        <w:jc w:val="left"/>
+        <w:rPr>
+          <w:rFonts w:ascii="Times New Roman" w:hAnsi="Times New Roman"/>
+          <w:b w:val="0"/>
+          <w:i w:val="0"/>
+          <w:caps w:val="0"/>
+          <w:strike w:val="0"/>
+          <w:color w:val="000000"/>
+          <w:spacing w:val="0"/>
+          <w:sz w:val="24"/>
+        </w:rPr>
+      </w:pPr>
+      <w:r>
+        <w:rPr>
+          <w:rFonts w:ascii="Times New Roman" w:hAnsi="Times New Roman"/>
+          <w:b w:val="0"/>
+          <w:i w:val="0"/>
+          <w:caps w:val="0"/>
+          <w:strike w:val="0"/>
+          <w:color w:val="000000"/>
+          <w:spacing w:val="0"/>
+          <w:sz w:val="24"/>
+        </w:rPr>
+        <w:t>*Задать начальные приближения</w:t>
+      </w:r>
+    </w:p>
+    <w:p>
+      <w:pPr>
+        <w:numPr>
+          <w:numId w:val="6"/>
+        </w:numPr>
+        <w:spacing w:after="0" w:before="0"/>
+        <w:ind w:right="0"/>
+        <w:jc w:val="left"/>
+        <w:rPr>
+          <w:rFonts w:ascii="Times New Roman" w:hAnsi="Times New Roman"/>
+          <w:b w:val="0"/>
+          <w:i w:val="0"/>
+          <w:caps w:val="0"/>
+          <w:strike w:val="0"/>
+          <w:color w:val="000000"/>
+          <w:spacing w:val="0"/>
+          <w:sz w:val="24"/>
+        </w:rPr>
+      </w:pPr>
+      <w:r>
+        <w:rPr>
+          <w:rFonts w:ascii="Times New Roman" w:hAnsi="Times New Roman"/>
+          <w:b w:val="0"/>
+          <w:i w:val="0"/>
+          <w:caps w:val="0"/>
+          <w:strike w:val="0"/>
+          <w:color w:val="000000"/>
+          <w:spacing w:val="0"/>
+          <w:sz w:val="24"/>
+        </w:rPr>
+        <w:t>Решить систему нелинейных алгебраических уравнений</w:t>
+      </w:r>
+    </w:p>
+    <w:p>
+      <w:pPr>
+        <w:numPr>
+          <w:numId w:val="6"/>
+        </w:numPr>
+        <w:spacing w:after="0" w:before="0"/>
+        <w:ind w:right="0"/>
+        <w:jc w:val="left"/>
+        <w:rPr>
+          <w:rFonts w:ascii="Times New Roman" w:hAnsi="Times New Roman"/>
+          <w:b w:val="0"/>
+          <w:i w:val="0"/>
+          <w:caps w:val="0"/>
+          <w:strike w:val="0"/>
+          <w:color w:val="000000"/>
+          <w:spacing w:val="0"/>
+          <w:sz w:val="24"/>
+        </w:rPr>
+      </w:pPr>
+      <w:r>
+        <w:rPr>
+          <w:rFonts w:ascii="Times New Roman" w:hAnsi="Times New Roman"/>
+          <w:b w:val="0"/>
+          <w:i w:val="0"/>
+          <w:caps w:val="0"/>
+          <w:strike w:val="0"/>
+          <w:color w:val="000000"/>
+          <w:spacing w:val="0"/>
+          <w:sz w:val="24"/>
+        </w:rPr>
+        <w:t>Если решение не сошлось, вернись к пункту 3</w:t>
+      </w:r>
+    </w:p>
+    <w:p>
+      <w:pPr>
+        <w:numPr>
+          <w:numId w:val="6"/>
+        </w:numPr>
+        <w:spacing w:after="0" w:before="0"/>
+        <w:ind w:right="0"/>
+        <w:jc w:val="left"/>
+        <w:rPr>
+          <w:rFonts w:ascii="Times New Roman" w:hAnsi="Times New Roman"/>
+          <w:b w:val="0"/>
+          <w:i w:val="0"/>
+          <w:caps w:val="0"/>
+          <w:strike w:val="0"/>
+          <w:color w:val="000000"/>
+          <w:spacing w:val="0"/>
+          <w:sz w:val="24"/>
+        </w:rPr>
+      </w:pPr>
+      <w:r>
+        <w:rPr>
+          <w:rFonts w:ascii="Times New Roman" w:hAnsi="Times New Roman"/>
+          <w:b w:val="0"/>
+          <w:i w:val="0"/>
+          <w:caps w:val="0"/>
+          <w:strike w:val="0"/>
+          <w:color w:val="000000"/>
+          <w:spacing w:val="0"/>
+          <w:sz w:val="24"/>
+        </w:rPr>
+        <w:t>Провалидировать найденное решение</w:t>
+      </w:r>
+    </w:p>
+    <w:p>
+      <w:pPr>
+        <w:pStyle w:val="Style_4"/>
+      </w:pPr>
+      <w:r>
+        <w:drawing>
+          <wp:inline>
+            <wp:extent cx="2891831" cy="8780532"/>
+            <wp:docPr hidden="false" id="13" name="Picture 13"/>
+            <a:graphic>
+              <a:graphicData uri="http://schemas.openxmlformats.org/drawingml/2006/picture">
+                <pic:pic>
+                  <pic:nvPicPr>
+                    <pic:cNvPr hidden="false" id="14" name="Picture 14"/>
+                    <pic:cNvPicPr preferRelativeResize="true"/>
+                  </pic:nvPicPr>
+                  <pic:blipFill>
+                    <a:blip r:embed="rId7"/>
+                    <a:stretch/>
+                  </pic:blipFill>
+                  <pic:spPr>
+                    <a:xfrm flipH="false" flipV="false" rot="0">
+                      <a:ext cx="2891831" cy="8780532"/>
+                    </a:xfrm>
+                    <a:prstGeom prst="rect"/>
+                  </pic:spPr>
+                </pic:pic>
+              </a:graphicData>
+            </a:graphic>
+          </wp:inline>
+        </w:drawing>
+      </w:r>
+    </w:p>
+    <w:p>
+      <w:pPr>
+        <w:pStyle w:val="Style_4"/>
+      </w:pPr>
+      <w:r>
+        <w:t>Рисунок – Блок-схема классического подхода</w:t>
+      </w:r>
+      <w:r>
+        <w:br w:type="page"/>
+      </w:r>
+    </w:p>
+    <w:p>
+      <w:pPr>
+        <w:spacing w:after="240" w:before="240"/>
+        <w:ind w:firstLine="0" w:left="0" w:right="0"/>
+        <w:jc w:val="left"/>
+        <w:rPr>
+          <w:rFonts w:ascii="Times New Roman" w:hAnsi="Times New Roman"/>
+          <w:b w:val="0"/>
+          <w:i w:val="0"/>
+          <w:caps w:val="0"/>
+          <w:strike w:val="0"/>
+          <w:color w:val="000000"/>
+          <w:spacing w:val="0"/>
+          <w:sz w:val="24"/>
+        </w:rPr>
+      </w:pPr>
+      <w:r>
+        <w:rPr>
+          <w:rFonts w:ascii="Times New Roman" w:hAnsi="Times New Roman"/>
+          <w:b w:val="0"/>
+          <w:i w:val="0"/>
+          <w:caps w:val="0"/>
+          <w:strike w:val="0"/>
+          <w:color w:val="000000"/>
+          <w:spacing w:val="0"/>
+          <w:sz w:val="24"/>
+        </w:rPr>
+        <w:t>2. Гибридный подход с использованием машинного обучения</w:t>
+      </w:r>
+    </w:p>
+    <w:p>
+      <w:pPr>
+        <w:numPr>
+          <w:ilvl w:val="0"/>
+          <w:numId w:val="7"/>
+        </w:numPr>
+        <w:spacing w:after="0" w:before="0"/>
+        <w:ind w:firstLine="0" w:left="0" w:right="0"/>
+        <w:jc w:val="left"/>
+        <w:rPr>
+          <w:rFonts w:ascii="Times New Roman" w:hAnsi="Times New Roman"/>
+          <w:b w:val="0"/>
+          <w:i w:val="0"/>
+          <w:caps w:val="0"/>
+          <w:strike w:val="0"/>
+          <w:color w:val="000000"/>
+          <w:spacing w:val="0"/>
+          <w:sz w:val="24"/>
+        </w:rPr>
+      </w:pPr>
+      <w:r>
+        <w:rPr>
+          <w:rFonts w:ascii="Times New Roman" w:hAnsi="Times New Roman"/>
+          <w:b w:val="0"/>
+          <w:i w:val="0"/>
+          <w:caps w:val="0"/>
+          <w:strike w:val="0"/>
+          <w:color w:val="000000"/>
+          <w:spacing w:val="0"/>
+          <w:sz w:val="24"/>
+        </w:rPr>
+        <w:t>Формализация расчетной схемы газотурбинного двигателя</w:t>
+      </w:r>
+    </w:p>
+    <w:p>
+      <w:pPr>
+        <w:numPr>
+          <w:ilvl w:val="0"/>
+          <w:numId w:val="7"/>
+        </w:numPr>
+        <w:spacing w:after="0" w:before="0"/>
+        <w:ind w:firstLine="0" w:left="0" w:right="0"/>
+        <w:jc w:val="left"/>
+        <w:rPr>
+          <w:rFonts w:ascii="Times New Roman" w:hAnsi="Times New Roman"/>
+          <w:b w:val="0"/>
+          <w:i w:val="0"/>
+          <w:caps w:val="0"/>
+          <w:strike w:val="0"/>
+          <w:color w:val="000000"/>
+          <w:spacing w:val="0"/>
+          <w:sz w:val="24"/>
+        </w:rPr>
+      </w:pPr>
+      <w:r>
+        <w:rPr>
+          <w:rFonts w:ascii="Times New Roman" w:hAnsi="Times New Roman"/>
+          <w:b w:val="0"/>
+          <w:i w:val="0"/>
+          <w:caps w:val="0"/>
+          <w:strike w:val="0"/>
+          <w:color w:val="000000"/>
+          <w:spacing w:val="0"/>
+          <w:sz w:val="24"/>
+        </w:rPr>
+        <w:t>Имплементация граничных условий</w:t>
+      </w:r>
+    </w:p>
+    <w:p>
+      <w:pPr>
+        <w:numPr>
+          <w:ilvl w:val="0"/>
+          <w:numId w:val="7"/>
+        </w:numPr>
+        <w:spacing w:after="0" w:before="0"/>
+        <w:ind w:firstLine="0" w:left="0" w:right="0"/>
+        <w:jc w:val="left"/>
+        <w:rPr>
+          <w:rFonts w:ascii="Times New Roman" w:hAnsi="Times New Roman"/>
+          <w:b w:val="0"/>
+          <w:i w:val="0"/>
+          <w:caps w:val="0"/>
+          <w:strike w:val="0"/>
+          <w:color w:val="000000"/>
+          <w:spacing w:val="0"/>
+          <w:sz w:val="24"/>
+        </w:rPr>
+      </w:pPr>
+      <w:r>
+        <w:rPr>
+          <w:rFonts w:ascii="Times New Roman" w:hAnsi="Times New Roman"/>
+          <w:b w:val="0"/>
+          <w:i w:val="0"/>
+          <w:caps w:val="0"/>
+          <w:strike w:val="0"/>
+          <w:color w:val="000000"/>
+          <w:spacing w:val="0"/>
+          <w:sz w:val="24"/>
+        </w:rPr>
+        <w:t>Получение первичной оценки параметров с применением предварительно обученных регрессионных моделей</w:t>
+      </w:r>
+    </w:p>
+    <w:p>
+      <w:pPr>
+        <w:numPr>
+          <w:ilvl w:val="0"/>
+          <w:numId w:val="7"/>
+        </w:numPr>
+        <w:spacing w:after="0" w:before="0"/>
+        <w:ind w:firstLine="0" w:left="0" w:right="0"/>
+        <w:jc w:val="left"/>
+        <w:rPr>
+          <w:rFonts w:ascii="Times New Roman" w:hAnsi="Times New Roman"/>
+          <w:b w:val="0"/>
+          <w:i w:val="0"/>
+          <w:caps w:val="0"/>
+          <w:strike w:val="0"/>
+          <w:color w:val="000000"/>
+          <w:spacing w:val="0"/>
+          <w:sz w:val="24"/>
+        </w:rPr>
+      </w:pPr>
+      <w:r>
+        <w:rPr>
+          <w:rFonts w:ascii="Times New Roman" w:hAnsi="Times New Roman"/>
+          <w:b w:val="0"/>
+          <w:i w:val="0"/>
+          <w:caps w:val="0"/>
+          <w:strike w:val="0"/>
+          <w:color w:val="000000"/>
+          <w:spacing w:val="0"/>
+          <w:sz w:val="24"/>
+        </w:rPr>
+        <w:t>Валидация прогнозируемых параметров</w:t>
+      </w:r>
+    </w:p>
+    <w:p>
+      <w:pPr>
+        <w:numPr>
+          <w:ilvl w:val="0"/>
+          <w:numId w:val="7"/>
+        </w:numPr>
+        <w:spacing w:after="0" w:before="0"/>
+        <w:ind w:firstLine="0" w:left="0" w:right="0"/>
+        <w:jc w:val="left"/>
+        <w:rPr>
+          <w:rFonts w:ascii="Times New Roman" w:hAnsi="Times New Roman"/>
+          <w:b w:val="0"/>
+          <w:i w:val="0"/>
+          <w:caps w:val="0"/>
+          <w:strike w:val="0"/>
+          <w:color w:val="000000"/>
+          <w:spacing w:val="0"/>
+          <w:sz w:val="24"/>
+        </w:rPr>
+      </w:pPr>
+      <w:r>
+        <w:rPr>
+          <w:rFonts w:ascii="Times New Roman" w:hAnsi="Times New Roman"/>
+          <w:b w:val="0"/>
+          <w:i w:val="0"/>
+          <w:caps w:val="0"/>
+          <w:strike w:val="0"/>
+          <w:color w:val="000000"/>
+          <w:spacing w:val="0"/>
+          <w:sz w:val="24"/>
+        </w:rPr>
+        <w:t>При недостаточной точности прогноза - итерационное уточнение решения традиционными численными методами с использованием ML-предсказания в качестве начального приближения</w:t>
+      </w:r>
+    </w:p>
+    <w:p>
+      <w:pPr>
+        <w:spacing w:after="0" w:before="0"/>
+        <w:ind w:firstLine="0" w:left="0" w:right="0"/>
+        <w:jc w:val="left"/>
+        <w:rPr>
+          <w:rFonts w:ascii="Times New Roman" w:hAnsi="Times New Roman"/>
+          <w:b w:val="0"/>
+          <w:i w:val="0"/>
+          <w:caps w:val="0"/>
+          <w:strike w:val="0"/>
+          <w:color w:val="000000"/>
+          <w:spacing w:val="0"/>
+          <w:sz w:val="24"/>
+        </w:rPr>
+      </w:pPr>
+    </w:p>
+    <w:p>
+      <w:pPr>
+        <w:spacing w:after="0" w:before="0"/>
+        <w:ind w:firstLine="0" w:left="0" w:right="0"/>
+        <w:jc w:val="left"/>
+        <w:rPr>
+          <w:rFonts w:ascii="Times New Roman" w:hAnsi="Times New Roman"/>
+          <w:b w:val="0"/>
+          <w:i w:val="0"/>
+          <w:caps w:val="0"/>
+          <w:strike w:val="0"/>
+          <w:color w:val="000000"/>
+          <w:spacing w:val="0"/>
+          <w:sz w:val="24"/>
+        </w:rPr>
+      </w:pPr>
+      <w:r>
+        <w:rPr>
+          <w:rFonts w:ascii="Times New Roman" w:hAnsi="Times New Roman"/>
+          <w:b w:val="0"/>
+          <w:i w:val="0"/>
+          <w:caps w:val="0"/>
+          <w:strike w:val="0"/>
+          <w:color w:val="000000"/>
+          <w:spacing w:val="0"/>
+          <w:sz w:val="24"/>
+        </w:rPr>
+        <w:t>Алгоритм:</w:t>
+      </w:r>
+    </w:p>
+    <w:p>
+      <w:pPr>
+        <w:numPr>
+          <w:numId w:val="8"/>
+        </w:numPr>
+        <w:spacing w:after="0" w:before="0"/>
+        <w:ind w:right="0"/>
+        <w:jc w:val="left"/>
+        <w:rPr>
+          <w:rFonts w:ascii="Times New Roman" w:hAnsi="Times New Roman"/>
+          <w:b w:val="0"/>
+          <w:i w:val="0"/>
+          <w:caps w:val="0"/>
+          <w:strike w:val="0"/>
+          <w:color w:val="000000"/>
+          <w:spacing w:val="0"/>
+          <w:sz w:val="24"/>
+        </w:rPr>
+      </w:pPr>
+      <w:r>
+        <w:rPr>
+          <w:rFonts w:ascii="Times New Roman" w:hAnsi="Times New Roman"/>
+          <w:b w:val="0"/>
+          <w:i w:val="0"/>
+          <w:caps w:val="0"/>
+          <w:strike w:val="0"/>
+          <w:color w:val="000000"/>
+          <w:spacing w:val="0"/>
+          <w:sz w:val="24"/>
+        </w:rPr>
+        <w:t>Сконструировать схему ГТД</w:t>
+      </w:r>
+    </w:p>
+    <w:p>
+      <w:pPr>
+        <w:numPr>
+          <w:numId w:val="8"/>
+        </w:numPr>
+        <w:spacing w:after="0" w:before="0"/>
+        <w:ind w:right="0"/>
+        <w:jc w:val="left"/>
+        <w:rPr>
+          <w:rFonts w:ascii="Times New Roman" w:hAnsi="Times New Roman"/>
+          <w:b w:val="0"/>
+          <w:i w:val="0"/>
+          <w:caps w:val="0"/>
+          <w:strike w:val="0"/>
+          <w:color w:val="000000"/>
+          <w:spacing w:val="0"/>
+          <w:sz w:val="24"/>
+        </w:rPr>
+      </w:pPr>
+      <w:r>
+        <w:rPr>
+          <w:rFonts w:ascii="Times New Roman" w:hAnsi="Times New Roman"/>
+          <w:b w:val="0"/>
+          <w:i w:val="0"/>
+          <w:caps w:val="0"/>
+          <w:strike w:val="0"/>
+          <w:color w:val="000000"/>
+          <w:spacing w:val="0"/>
+          <w:sz w:val="24"/>
+        </w:rPr>
+        <w:t>Наложить граничные условия</w:t>
+      </w:r>
+    </w:p>
+    <w:p>
+      <w:pPr>
+        <w:numPr>
+          <w:numId w:val="8"/>
+        </w:numPr>
+        <w:spacing w:after="0" w:before="0"/>
+        <w:ind w:right="0"/>
+        <w:jc w:val="left"/>
+        <w:rPr>
+          <w:rFonts w:ascii="Times New Roman" w:hAnsi="Times New Roman"/>
+          <w:b w:val="0"/>
+          <w:i w:val="0"/>
+          <w:caps w:val="0"/>
+          <w:strike w:val="0"/>
+          <w:color w:val="000000"/>
+          <w:spacing w:val="0"/>
+          <w:sz w:val="24"/>
+        </w:rPr>
+      </w:pPr>
+      <w:r>
+        <w:rPr>
+          <w:rFonts w:ascii="Times New Roman" w:hAnsi="Times New Roman"/>
+          <w:b w:val="0"/>
+          <w:i w:val="0"/>
+          <w:caps w:val="0"/>
+          <w:strike w:val="0"/>
+          <w:color w:val="000000"/>
+          <w:spacing w:val="0"/>
+          <w:sz w:val="24"/>
+        </w:rPr>
+        <w:t>*Спрогнозировать решение при помощи ML</w:t>
+      </w:r>
+    </w:p>
+    <w:p>
+      <w:pPr>
+        <w:numPr>
+          <w:numId w:val="8"/>
+        </w:numPr>
+        <w:spacing w:after="0" w:before="0"/>
+        <w:ind w:right="0"/>
+        <w:jc w:val="left"/>
+        <w:rPr>
+          <w:rFonts w:ascii="Times New Roman" w:hAnsi="Times New Roman"/>
+          <w:b w:val="0"/>
+          <w:i w:val="0"/>
+          <w:caps w:val="0"/>
+          <w:strike w:val="0"/>
+          <w:color w:val="000000"/>
+          <w:spacing w:val="0"/>
+          <w:sz w:val="24"/>
+        </w:rPr>
+      </w:pPr>
+      <w:r>
+        <w:rPr>
+          <w:rFonts w:ascii="Times New Roman" w:hAnsi="Times New Roman"/>
+          <w:b w:val="0"/>
+          <w:i w:val="0"/>
+          <w:caps w:val="0"/>
+          <w:strike w:val="0"/>
+          <w:color w:val="000000"/>
+          <w:spacing w:val="0"/>
+          <w:sz w:val="24"/>
+        </w:rPr>
+        <w:t>Если точность найденного решения достаточна, то перейди к пункту 8</w:t>
+      </w:r>
+    </w:p>
+    <w:p>
+      <w:pPr>
+        <w:numPr>
+          <w:numId w:val="8"/>
+        </w:numPr>
+      </w:pPr>
+      <w:r>
+        <w:rPr>
+          <w:rFonts w:ascii="Times New Roman" w:hAnsi="Times New Roman"/>
+          <w:b w:val="0"/>
+          <w:i w:val="0"/>
+          <w:caps w:val="0"/>
+          <w:strike w:val="0"/>
+          <w:color w:val="000000"/>
+          <w:spacing w:val="0"/>
+          <w:sz w:val="24"/>
+        </w:rPr>
+        <w:t>Если точность найденного решения не достаточна, то использовать найденный прогноз как начальное приближение</w:t>
+      </w:r>
+    </w:p>
+    <w:p>
+      <w:pPr>
+        <w:numPr>
+          <w:numId w:val="8"/>
+        </w:numPr>
+      </w:pPr>
+      <w:r>
+        <w:rPr>
+          <w:rFonts w:ascii="Times New Roman" w:hAnsi="Times New Roman"/>
+          <w:b w:val="0"/>
+          <w:i w:val="0"/>
+          <w:caps w:val="0"/>
+          <w:strike w:val="0"/>
+          <w:color w:val="000000"/>
+          <w:spacing w:val="0"/>
+          <w:sz w:val="24"/>
+        </w:rPr>
+        <w:t>Решить систему нелинейных алгебраических уравнений</w:t>
+      </w:r>
+    </w:p>
+    <w:p>
+      <w:pPr>
+        <w:numPr>
+          <w:numId w:val="8"/>
+        </w:numPr>
+      </w:pPr>
+      <w:r>
+        <w:rPr>
+          <w:rFonts w:ascii="Times New Roman" w:hAnsi="Times New Roman"/>
+          <w:b w:val="0"/>
+          <w:i w:val="0"/>
+          <w:caps w:val="0"/>
+          <w:strike w:val="0"/>
+          <w:color w:val="000000"/>
+          <w:spacing w:val="0"/>
+          <w:sz w:val="24"/>
+        </w:rPr>
+        <w:t>Если решение не сошлось, то з</w:t>
+      </w:r>
+      <w:r>
+        <w:rPr>
+          <w:rFonts w:ascii="Times New Roman" w:hAnsi="Times New Roman"/>
+          <w:b w:val="0"/>
+          <w:i w:val="0"/>
+          <w:caps w:val="0"/>
+          <w:strike w:val="0"/>
+          <w:color w:val="000000"/>
+          <w:spacing w:val="0"/>
+          <w:sz w:val="24"/>
+        </w:rPr>
+        <w:t>адать другие начальные приближения</w:t>
+      </w:r>
+    </w:p>
+    <w:p>
+      <w:pPr>
+        <w:numPr>
+          <w:numId w:val="8"/>
+        </w:numPr>
+      </w:pPr>
+      <w:r>
+        <w:rPr>
+          <w:rFonts w:ascii="Times New Roman" w:hAnsi="Times New Roman"/>
+          <w:b w:val="0"/>
+          <w:i w:val="0"/>
+          <w:caps w:val="0"/>
+          <w:strike w:val="0"/>
+          <w:color w:val="000000"/>
+          <w:spacing w:val="0"/>
+          <w:sz w:val="24"/>
+        </w:rPr>
+        <w:t>Если решение сошлось, п</w:t>
+      </w:r>
+      <w:r>
+        <w:rPr>
+          <w:rFonts w:ascii="Times New Roman" w:hAnsi="Times New Roman"/>
+          <w:b w:val="0"/>
+          <w:i w:val="0"/>
+          <w:caps w:val="0"/>
+          <w:strike w:val="0"/>
+          <w:color w:val="000000"/>
+          <w:spacing w:val="0"/>
+          <w:sz w:val="24"/>
+        </w:rPr>
+        <w:t>ровалидировать найденное решение</w:t>
+      </w:r>
+    </w:p>
+    <w:p>
+      <w:pPr>
+        <w:spacing w:after="0" w:before="0"/>
+        <w:ind w:firstLine="0" w:left="0" w:right="0"/>
+        <w:jc w:val="left"/>
+        <w:rPr>
+          <w:rFonts w:ascii="Times New Roman" w:hAnsi="Times New Roman"/>
+          <w:b w:val="0"/>
+          <w:i w:val="0"/>
+          <w:caps w:val="0"/>
+          <w:strike w:val="0"/>
+          <w:color w:val="000000"/>
+          <w:spacing w:val="0"/>
+          <w:sz w:val="24"/>
+        </w:rPr>
+      </w:pPr>
+    </w:p>
+    <w:p>
+      <w:pPr>
+        <w:spacing w:after="0" w:before="0"/>
+        <w:ind w:firstLine="0" w:left="0" w:right="0"/>
+        <w:jc w:val="center"/>
+        <w:rPr>
+          <w:rFonts w:ascii="Times New Roman" w:hAnsi="Times New Roman"/>
+          <w:b w:val="0"/>
+          <w:i w:val="0"/>
+          <w:caps w:val="0"/>
+          <w:strike w:val="0"/>
+          <w:color w:val="000000"/>
+          <w:spacing w:val="0"/>
+          <w:sz w:val="24"/>
+        </w:rPr>
+      </w:pPr>
+      <w:r>
+        <w:drawing>
+          <wp:inline>
+            <wp:extent cx="3338853" cy="8833449"/>
+            <wp:docPr hidden="false" id="15" name="Picture 15"/>
+            <a:graphic>
+              <a:graphicData uri="http://schemas.openxmlformats.org/drawingml/2006/picture">
+                <pic:pic>
+                  <pic:nvPicPr>
+                    <pic:cNvPr hidden="false" id="16" name="Picture 16"/>
+                    <pic:cNvPicPr preferRelativeResize="true"/>
+                  </pic:nvPicPr>
+                  <pic:blipFill>
+                    <a:blip r:embed="rId8"/>
+                    <a:stretch/>
+                  </pic:blipFill>
+                  <pic:spPr>
+                    <a:xfrm flipH="false" flipV="false" rot="0">
+                      <a:ext cx="3338853" cy="8833449"/>
+                    </a:xfrm>
+                    <a:prstGeom prst="rect"/>
+                  </pic:spPr>
+                </pic:pic>
+              </a:graphicData>
+            </a:graphic>
+          </wp:inline>
+        </w:drawing>
+      </w:r>
+    </w:p>
+    <w:p>
+      <w:pPr>
+        <w:pStyle w:val="Style_4"/>
+      </w:pPr>
+      <w:r>
+        <w:t>Рисунок – Блок-схема гибридного подхода</w:t>
       </w:r>
       <w:r>
         <w:br w:type="page"/>
@@ -1221,7 +2547,6 @@
           <w:color w:val="000000"/>
           <w:spacing w:val="0"/>
           <w:sz w:val="28"/>
-          <w:u/>
         </w:rPr>
       </w:pPr>
       <w:r>
@@ -1234,7 +2559,6 @@
           <w:color w:val="000000"/>
           <w:spacing w:val="0"/>
           <w:sz w:val="28"/>
-          <w:u/>
         </w:rPr>
         <w:t>Сравнительная таблица методов расчета ГТД</w:t>
       </w:r>
@@ -1287,7 +2611,6 @@
                 <w:color w:val="000000"/>
                 <w:spacing w:val="0"/>
                 <w:sz w:val="20"/>
-                <w:u/>
               </w:rPr>
             </w:pPr>
             <w:r>
@@ -1300,7 +2623,6 @@
                 <w:color w:val="000000"/>
                 <w:spacing w:val="0"/>
                 <w:sz w:val="20"/>
-                <w:u/>
               </w:rPr>
               <w:t>Критерий</w:t>
             </w:r>
@@ -1330,7 +2652,6 @@
                 <w:color w:val="000000"/>
                 <w:spacing w:val="0"/>
                 <w:sz w:val="20"/>
-                <w:u/>
               </w:rPr>
             </w:pPr>
             <w:r>
@@ -1343,7 +2664,6 @@
                 <w:color w:val="000000"/>
                 <w:spacing w:val="0"/>
                 <w:sz w:val="20"/>
-                <w:u/>
               </w:rPr>
               <w:t>Классический метод</w:t>
             </w:r>
@@ -1373,7 +2693,6 @@
                 <w:color w:val="000000"/>
                 <w:spacing w:val="0"/>
                 <w:sz w:val="20"/>
-                <w:u/>
               </w:rPr>
             </w:pPr>
             <w:r>
@@ -1386,7 +2705,6 @@
                 <w:color w:val="000000"/>
                 <w:spacing w:val="0"/>
                 <w:sz w:val="20"/>
-                <w:u/>
               </w:rPr>
               <w:t>Гибридный метод</w:t>
             </w:r>
@@ -1421,7 +2739,6 @@
                 <w:color w:val="000000"/>
                 <w:spacing w:val="0"/>
                 <w:sz w:val="20"/>
-                <w:u/>
               </w:rPr>
             </w:pPr>
             <w:r>
@@ -1434,7 +2751,6 @@
                 <w:color w:val="000000"/>
                 <w:spacing w:val="0"/>
                 <w:sz w:val="20"/>
-                <w:u/>
               </w:rPr>
               <w:t>Скорость расчета</w:t>
             </w:r>
@@ -1464,7 +2780,6 @@
                 <w:color w:val="000000"/>
                 <w:spacing w:val="0"/>
                 <w:sz w:val="20"/>
-                <w:u/>
                 <w:shd w:fill="FF6350" w:val="clear"/>
               </w:rPr>
             </w:pPr>
@@ -1478,7 +2793,6 @@
                 <w:color w:val="000000"/>
                 <w:spacing w:val="0"/>
                 <w:sz w:val="20"/>
-                <w:u/>
                 <w:shd w:fill="FF6350" w:val="clear"/>
               </w:rPr>
               <w:t>Требует множества итераций, время расчета сильно зависит от выбора начального приближения.</w:t>
@@ -1509,7 +2823,6 @@
                 <w:color w:val="000000"/>
                 <w:spacing w:val="0"/>
                 <w:sz w:val="20"/>
-                <w:u/>
                 <w:shd w:fill="4BF357" w:val="clear"/>
               </w:rPr>
             </w:pPr>
@@ -1523,7 +2836,6 @@
                 <w:color w:val="000000"/>
                 <w:spacing w:val="0"/>
                 <w:sz w:val="20"/>
-                <w:u/>
                 <w:shd w:fill="4BF357" w:val="clear"/>
               </w:rPr>
               <w:t>Предикция моделью ML происходит почти мгновенно. Этап уточнения (если нужен) сходится быстрее благодаря хорошему начальному приближению.</w:t>
@@ -1559,7 +2871,6 @@
                 <w:color w:val="000000"/>
                 <w:spacing w:val="0"/>
                 <w:sz w:val="20"/>
-                <w:u/>
               </w:rPr>
             </w:pPr>
             <w:r>
@@ -1572,7 +2883,6 @@
                 <w:color w:val="000000"/>
                 <w:spacing w:val="0"/>
                 <w:sz w:val="20"/>
-                <w:u/>
               </w:rPr>
               <w:t>Требования к вычислительным ресурсам</w:t>
             </w:r>
@@ -1602,7 +2912,6 @@
                 <w:color w:val="000000"/>
                 <w:spacing w:val="0"/>
                 <w:sz w:val="20"/>
-                <w:u/>
                 <w:shd w:fill="FF6350" w:val="clear"/>
               </w:rPr>
             </w:pPr>
@@ -1616,7 +2925,6 @@
                 <w:color w:val="000000"/>
                 <w:spacing w:val="0"/>
                 <w:sz w:val="20"/>
-                <w:u/>
                 <w:shd w:fill="FF6350" w:val="clear"/>
               </w:rPr>
               <w:t>На каждой итерации требуется вычисление матрицы Якоби и решение системы линейных уравнений.</w:t>
@@ -1647,7 +2955,6 @@
                 <w:color w:val="000000"/>
                 <w:spacing w:val="0"/>
                 <w:sz w:val="20"/>
-                <w:u/>
                 <w:shd w:fill="4BF357" w:val="clear"/>
               </w:rPr>
             </w:pPr>
@@ -1661,7 +2968,6 @@
                 <w:color w:val="000000"/>
                 <w:spacing w:val="0"/>
                 <w:sz w:val="20"/>
-                <w:u/>
                 <w:shd w:fill="4BF357" w:val="clear"/>
               </w:rPr>
               <w:t>Прямой прогон обученной модели малозатратен. Серьезные ресурсы требуются только на этапе обучения модели и, в меньшей степени, на этапе уточнения.</w:t>
@@ -1697,7 +3003,6 @@
                 <w:color w:val="000000"/>
                 <w:spacing w:val="0"/>
                 <w:sz w:val="20"/>
-                <w:u/>
               </w:rPr>
             </w:pPr>
             <w:r>
@@ -1710,7 +3015,6 @@
                 <w:color w:val="000000"/>
                 <w:spacing w:val="0"/>
                 <w:sz w:val="20"/>
-                <w:u/>
               </w:rPr>
               <w:t>Устойчивость и сходимость</w:t>
             </w:r>
@@ -1740,7 +3044,6 @@
                 <w:color w:val="000000"/>
                 <w:spacing w:val="0"/>
                 <w:sz w:val="20"/>
-                <w:u/>
                 <w:shd w:fill="FF6350" w:val="clear"/>
               </w:rPr>
             </w:pPr>
@@ -1754,7 +3057,6 @@
                 <w:color w:val="000000"/>
                 <w:spacing w:val="0"/>
                 <w:sz w:val="20"/>
-                <w:u/>
                 <w:shd w:fill="FF6350" w:val="clear"/>
               </w:rPr>
               <w:t>Сильно зависит от начального приближения. Может сходиться к локальным минимумам или не сходиться вовсе, особенно для сложных или нестандартных режимов.</w:t>
@@ -1785,7 +3087,6 @@
                 <w:color w:val="000000"/>
                 <w:spacing w:val="0"/>
                 <w:sz w:val="20"/>
-                <w:u/>
                 <w:shd w:fill="4BF357" w:val="clear"/>
               </w:rPr>
             </w:pPr>
@@ -1799,7 +3100,6 @@
                 <w:color w:val="000000"/>
                 <w:spacing w:val="0"/>
                 <w:sz w:val="20"/>
-                <w:u/>
                 <w:shd w:fill="4BF357" w:val="clear"/>
               </w:rPr>
               <w:t>ML-модель выдает решение всегда! Этап уточнения, начиная с хорошего приближения, сходится надежнее и быстрее.</w:t>
@@ -1835,7 +3135,6 @@
                 <w:color w:val="000000"/>
                 <w:spacing w:val="0"/>
                 <w:sz w:val="20"/>
-                <w:u/>
               </w:rPr>
             </w:pPr>
             <w:r>
@@ -1848,7 +3147,6 @@
                 <w:color w:val="000000"/>
                 <w:spacing w:val="0"/>
                 <w:sz w:val="20"/>
-                <w:u/>
               </w:rPr>
               <w:t>Требования к начальным данным</w:t>
             </w:r>
@@ -1878,7 +3176,6 @@
                 <w:color w:val="000000"/>
                 <w:spacing w:val="0"/>
                 <w:sz w:val="20"/>
-                <w:u/>
                 <w:shd w:fill="FF6350" w:val="clear"/>
               </w:rPr>
             </w:pPr>
@@ -1892,7 +3189,6 @@
                 <w:color w:val="000000"/>
                 <w:spacing w:val="0"/>
                 <w:sz w:val="20"/>
-                <w:u/>
                 <w:shd w:fill="FF6350" w:val="clear"/>
               </w:rPr>
               <w:t>Необходимо задавать качественные начальные приближения для всех искомых параметров, что требует опыта и интуиции от инженера.</w:t>
@@ -1923,7 +3219,6 @@
                 <w:color w:val="000000"/>
                 <w:spacing w:val="0"/>
                 <w:sz w:val="20"/>
-                <w:u/>
                 <w:shd w:fill="4BF357" w:val="clear"/>
               </w:rPr>
             </w:pPr>
@@ -1937,7 +3232,6 @@
                 <w:color w:val="000000"/>
                 <w:spacing w:val="0"/>
                 <w:sz w:val="20"/>
-                <w:u/>
                 <w:shd w:fill="4BF357" w:val="clear"/>
               </w:rPr>
               <w:t>Достаточно только граничных условий. Модель сама формирует начальное приближение, не требуя глубоких знаний о "внутренностях" решения.</w:t>
@@ -1973,7 +3267,6 @@
                 <w:color w:val="000000"/>
                 <w:spacing w:val="0"/>
                 <w:sz w:val="20"/>
-                <w:u/>
               </w:rPr>
             </w:pPr>
             <w:r>
@@ -1986,7 +3279,6 @@
                 <w:color w:val="000000"/>
                 <w:spacing w:val="0"/>
                 <w:sz w:val="20"/>
-                <w:u/>
               </w:rPr>
               <w:t>Универсальность</w:t>
             </w:r>
@@ -2016,7 +3308,6 @@
                 <w:color w:val="000000"/>
                 <w:spacing w:val="0"/>
                 <w:sz w:val="20"/>
-                <w:u/>
                 <w:shd w:fill="4BF357" w:val="clear"/>
               </w:rPr>
             </w:pPr>
@@ -2030,7 +3321,6 @@
                 <w:color w:val="000000"/>
                 <w:spacing w:val="0"/>
                 <w:sz w:val="20"/>
-                <w:u/>
                 <w:shd w:fill="4BF357" w:val="clear"/>
               </w:rPr>
               <w:t>Один и тот же алгоритм может работать в широком диапазоне условий, так как является прямым решением физических уравнений.</w:t>
@@ -2061,7 +3351,6 @@
                 <w:color w:val="000000"/>
                 <w:spacing w:val="0"/>
                 <w:sz w:val="20"/>
-                <w:u/>
                 <w:shd w:fill="FF6350" w:val="clear"/>
               </w:rPr>
             </w:pPr>
@@ -2075,7 +3364,6 @@
                 <w:color w:val="000000"/>
                 <w:spacing w:val="0"/>
                 <w:sz w:val="20"/>
-                <w:u/>
                 <w:shd w:fill="FF6350" w:val="clear"/>
               </w:rPr>
               <w:t>Качество предсказания зависит от данных, на которых обучалась модель. Работа вне диапазона обучающей выборки ненадежна.</w:t>
@@ -2111,7 +3399,6 @@
                 <w:color w:val="000000"/>
                 <w:spacing w:val="0"/>
                 <w:sz w:val="20"/>
-                <w:u/>
               </w:rPr>
             </w:pPr>
             <w:r>
@@ -2124,7 +3411,6 @@
                 <w:color w:val="000000"/>
                 <w:spacing w:val="0"/>
                 <w:sz w:val="20"/>
-                <w:u/>
               </w:rPr>
               <w:t>Точность</w:t>
             </w:r>
@@ -2154,7 +3440,6 @@
                 <w:color w:val="000000"/>
                 <w:spacing w:val="0"/>
                 <w:sz w:val="20"/>
-                <w:u/>
                 <w:shd w:fill="4BF357" w:val="clear"/>
               </w:rPr>
             </w:pPr>
@@ -2168,7 +3453,6 @@
                 <w:color w:val="000000"/>
                 <w:spacing w:val="0"/>
                 <w:sz w:val="20"/>
-                <w:u/>
                 <w:shd w:fill="4BF357" w:val="clear"/>
               </w:rPr>
               <w:t>Решение точно удовлетворяет системе уравнений модели двигателя.</w:t>
@@ -2199,7 +3483,6 @@
                 <w:color w:val="000000"/>
                 <w:spacing w:val="0"/>
                 <w:sz w:val="20"/>
-                <w:u/>
                 <w:shd w:fill="FFD821" w:val="clear"/>
               </w:rPr>
             </w:pPr>
@@ -2213,7 +3496,6 @@
                 <w:color w:val="000000"/>
                 <w:spacing w:val="0"/>
                 <w:sz w:val="20"/>
-                <w:u/>
                 <w:shd w:fill="FFD821" w:val="clear"/>
               </w:rPr>
               <w:t>Итоговая точность также высока (благодаря этапу уточнения). Без этапа уточнения точность ограничена качеством ML-модели.</w:t>
@@ -2249,7 +3531,6 @@
                 <w:color w:val="000000"/>
                 <w:spacing w:val="0"/>
                 <w:sz w:val="20"/>
-                <w:u/>
               </w:rPr>
             </w:pPr>
             <w:r>
@@ -2262,7 +3543,6 @@
                 <w:color w:val="000000"/>
                 <w:spacing w:val="0"/>
                 <w:sz w:val="20"/>
-                <w:u/>
               </w:rPr>
               <w:t>Трудозатраты на разработку и внедрение</w:t>
             </w:r>
@@ -2292,7 +3572,6 @@
                 <w:color w:val="000000"/>
                 <w:spacing w:val="0"/>
                 <w:sz w:val="20"/>
-                <w:u/>
                 <w:shd w:fill="4BF357" w:val="clear"/>
               </w:rPr>
             </w:pPr>
@@ -2306,7 +3585,6 @@
                 <w:color w:val="000000"/>
                 <w:spacing w:val="0"/>
                 <w:sz w:val="20"/>
-                <w:u/>
                 <w:shd w:fill="4BF357" w:val="clear"/>
               </w:rPr>
               <w:t>Требуется реализовать итерационный алгоритм (Ньютон-Рафсон и аналоги).</w:t>
@@ -2337,7 +3615,6 @@
                 <w:color w:val="000000"/>
                 <w:spacing w:val="0"/>
                 <w:sz w:val="20"/>
-                <w:u/>
                 <w:shd w:fill="FF6350" w:val="clear"/>
               </w:rPr>
             </w:pPr>
@@ -2351,7 +3628,6 @@
                 <w:color w:val="000000"/>
                 <w:spacing w:val="0"/>
                 <w:sz w:val="20"/>
-                <w:u/>
                 <w:shd w:fill="FF6350" w:val="clear"/>
               </w:rPr>
               <w:t>Требуется сбор большого датасета (или его генерация методом 1), выбор архитектуры ML-модели, ее обучение и валидация.</w:t>
@@ -2387,7 +3663,6 @@
                 <w:color w:val="000000"/>
                 <w:spacing w:val="0"/>
                 <w:sz w:val="20"/>
-                <w:u/>
               </w:rPr>
             </w:pPr>
             <w:r>
@@ -2400,7 +3675,6 @@
                 <w:color w:val="000000"/>
                 <w:spacing w:val="0"/>
                 <w:sz w:val="20"/>
-                <w:u/>
               </w:rPr>
               <w:t>Использование в оптимизации</w:t>
             </w:r>
@@ -2430,7 +3704,6 @@
                 <w:color w:val="000000"/>
                 <w:spacing w:val="0"/>
                 <w:sz w:val="20"/>
-                <w:u/>
                 <w:shd w:fill="FF6350" w:val="clear"/>
               </w:rPr>
             </w:pPr>
@@ -2444,7 +3717,6 @@
                 <w:color w:val="000000"/>
                 <w:spacing w:val="0"/>
                 <w:sz w:val="20"/>
-                <w:u/>
                 <w:shd w:fill="FF6350" w:val="clear"/>
               </w:rPr>
               <w:t>Каждая оценка целевой функции требует длительного расчета, что делает задачи оптимизации неподъемными.</w:t>
@@ -2475,7 +3747,6 @@
                 <w:color w:val="000000"/>
                 <w:spacing w:val="0"/>
                 <w:sz w:val="20"/>
-                <w:u/>
                 <w:shd w:fill="4BF357" w:val="clear"/>
               </w:rPr>
             </w:pPr>
@@ -2489,7 +3760,6 @@
                 <w:color w:val="000000"/>
                 <w:spacing w:val="0"/>
                 <w:sz w:val="20"/>
-                <w:u/>
                 <w:shd w:fill="4BF357" w:val="clear"/>
               </w:rPr>
               <w:t>Быстрая предикция позволяет проводить масштабные исследования чувствительности, многокритериальную оптимизацию и анализ "что-если".</w:t>
@@ -2526,7 +3796,6 @@
           <w:color w:val="000000"/>
           <w:spacing w:val="0"/>
           <w:sz w:val="28"/>
-          <w:u/>
         </w:rPr>
       </w:pPr>
       <w:r>
@@ -2539,7 +3808,6 @@
           <w:color w:val="000000"/>
           <w:spacing w:val="0"/>
           <w:sz w:val="28"/>
-          <w:u/>
         </w:rPr>
         <w:t>Почему второй метод более рационален?</w:t>
       </w:r>
@@ -2558,20 +3826,18 @@
           <w:color w:val="000000"/>
           <w:spacing w:val="0"/>
           <w:sz w:val="24"/>
-          <w:u/>
-        </w:rPr>
-      </w:pPr>
-      <w:r>
-        <w:rPr>
-          <w:rFonts w:ascii="Times New Roman" w:hAnsi="Times New Roman"/>
-          <w:b w:val="0"/>
-          <w:i w:val="0"/>
-          <w:caps w:val="0"/>
-          <w:strike w:val="0"/>
-          <w:color w:val="000000"/>
-          <w:spacing w:val="0"/>
-          <w:sz w:val="24"/>
-          <w:u/>
+        </w:rPr>
+      </w:pPr>
+      <w:r>
+        <w:rPr>
+          <w:rFonts w:ascii="Times New Roman" w:hAnsi="Times New Roman"/>
+          <w:b w:val="0"/>
+          <w:i w:val="0"/>
+          <w:caps w:val="0"/>
+          <w:strike w:val="0"/>
+          <w:color w:val="000000"/>
+          <w:spacing w:val="0"/>
+          <w:sz w:val="24"/>
         </w:rPr>
         <w:t>Гибридный метод является более рациональным и перспективным для подавляющего большинства практических задач по следующим ключевым причинам:</w:t>
       </w:r>
@@ -2590,20 +3856,18 @@
           <w:color w:val="000000"/>
           <w:spacing w:val="0"/>
           <w:sz w:val="24"/>
-          <w:u/>
-        </w:rPr>
-      </w:pPr>
-      <w:r>
-        <w:rPr>
-          <w:rFonts w:ascii="Times New Roman" w:hAnsi="Times New Roman"/>
-          <w:b w:val="0"/>
-          <w:i w:val="0"/>
-          <w:caps w:val="0"/>
-          <w:strike w:val="0"/>
-          <w:color w:val="000000"/>
-          <w:spacing w:val="0"/>
-          <w:sz w:val="24"/>
-          <w:u/>
+        </w:rPr>
+      </w:pPr>
+      <w:r>
+        <w:rPr>
+          <w:rFonts w:ascii="Times New Roman" w:hAnsi="Times New Roman"/>
+          <w:b w:val="0"/>
+          <w:i w:val="0"/>
+          <w:caps w:val="0"/>
+          <w:strike w:val="0"/>
+          <w:color w:val="000000"/>
+          <w:spacing w:val="0"/>
+          <w:sz w:val="24"/>
         </w:rPr>
         <w:t>1. Скорость как главный фактор эффективности.</w:t>
       </w:r>
@@ -2624,7 +3888,6 @@
           <w:color w:val="000000"/>
           <w:spacing w:val="0"/>
           <w:sz w:val="24"/>
-          <w:u/>
         </w:rPr>
         <w:t>В инженерной практике часто требуется провести тысячи расчетов: для построения характеристик, оптимизации параметров, анализа нестационарных режимов, создания цифровых двойников. Классический метод для этого слишком медленный. Гибридный метод, обеспечивая скорость расчета на порядки выше, открывает возможности для задач, ранее считавшихся вычислительно нереализуемыми.</w:t>
       </w:r>
@@ -2643,20 +3906,18 @@
           <w:color w:val="000000"/>
           <w:spacing w:val="0"/>
           <w:sz w:val="24"/>
-          <w:u/>
-        </w:rPr>
-      </w:pPr>
-      <w:r>
-        <w:rPr>
-          <w:rFonts w:ascii="Times New Roman" w:hAnsi="Times New Roman"/>
-          <w:b w:val="0"/>
-          <w:i w:val="0"/>
-          <w:caps w:val="0"/>
-          <w:strike w:val="0"/>
-          <w:color w:val="000000"/>
-          <w:spacing w:val="0"/>
-          <w:sz w:val="24"/>
-          <w:u/>
+        </w:rPr>
+      </w:pPr>
+      <w:r>
+        <w:rPr>
+          <w:rFonts w:ascii="Times New Roman" w:hAnsi="Times New Roman"/>
+          <w:b w:val="0"/>
+          <w:i w:val="0"/>
+          <w:caps w:val="0"/>
+          <w:strike w:val="0"/>
+          <w:color w:val="000000"/>
+          <w:spacing w:val="0"/>
+          <w:sz w:val="24"/>
         </w:rPr>
         <w:t>2. Надежность и робастность.</w:t>
       </w:r>
@@ -2677,7 +3938,6 @@
           <w:color w:val="000000"/>
           <w:spacing w:val="0"/>
           <w:sz w:val="24"/>
-          <w:u/>
         </w:rPr>
         <w:t>Проблема выбора начального приближения в классическом методе — это источник головной боли для инженеров. ML-модель, обученная на разнообразных данных, изначально "знает", как выглядит реалистичное решение. Это кардинально повышает надежность расчетного процесса, исключая ситуации, когда расчет "не сходится" по неочевидным причинам.</w:t>
       </w:r>
@@ -2696,20 +3956,18 @@
           <w:color w:val="000000"/>
           <w:spacing w:val="0"/>
           <w:sz w:val="24"/>
-          <w:u/>
-        </w:rPr>
-      </w:pPr>
-      <w:r>
-        <w:rPr>
-          <w:rFonts w:ascii="Times New Roman" w:hAnsi="Times New Roman"/>
-          <w:b w:val="0"/>
-          <w:i w:val="0"/>
-          <w:caps w:val="0"/>
-          <w:strike w:val="0"/>
-          <w:color w:val="000000"/>
-          <w:spacing w:val="0"/>
-          <w:sz w:val="24"/>
-          <w:u/>
+        </w:rPr>
+      </w:pPr>
+      <w:r>
+        <w:rPr>
+          <w:rFonts w:ascii="Times New Roman" w:hAnsi="Times New Roman"/>
+          <w:b w:val="0"/>
+          <w:i w:val="0"/>
+          <w:caps w:val="0"/>
+          <w:strike w:val="0"/>
+          <w:color w:val="000000"/>
+          <w:spacing w:val="0"/>
+          <w:sz w:val="24"/>
         </w:rPr>
         <w:t>3. Разделение задач: "поиск" и "уточнение".</w:t>
       </w:r>
@@ -2730,7 +3988,6 @@
           <w:color w:val="000000"/>
           <w:spacing w:val="0"/>
           <w:sz w:val="24"/>
-          <w:u/>
         </w:rPr>
         <w:t>Гибридный метод разумно разделяет сложную задачу на две:</w:t>
       </w:r>
@@ -2739,7 +3996,7 @@
       <w:pPr>
         <w:numPr>
           <w:ilvl w:val="0"/>
-          <w:numId w:val="4"/>
+          <w:numId w:val="9"/>
         </w:numPr>
         <w:spacing w:after="0" w:before="0" w:line="276" w:lineRule="auto"/>
         <w:ind w:firstLine="0" w:left="0" w:right="0"/>
@@ -2753,20 +4010,18 @@
           <w:color w:val="000000"/>
           <w:spacing w:val="0"/>
           <w:sz w:val="24"/>
-          <w:u/>
-        </w:rPr>
-      </w:pPr>
-      <w:r>
-        <w:rPr>
-          <w:rFonts w:ascii="Times New Roman" w:hAnsi="Times New Roman"/>
-          <w:b w:val="0"/>
-          <w:i w:val="0"/>
-          <w:caps w:val="0"/>
-          <w:strike w:val="0"/>
-          <w:color w:val="000000"/>
-          <w:spacing w:val="0"/>
-          <w:sz w:val="24"/>
-          <w:u/>
+        </w:rPr>
+      </w:pPr>
+      <w:r>
+        <w:rPr>
+          <w:rFonts w:ascii="Times New Roman" w:hAnsi="Times New Roman"/>
+          <w:b w:val="0"/>
+          <w:i w:val="0"/>
+          <w:caps w:val="0"/>
+          <w:strike w:val="0"/>
+          <w:color w:val="000000"/>
+          <w:spacing w:val="0"/>
+          <w:sz w:val="24"/>
         </w:rPr>
         <w:t>Быстрый поиск области глобального решения</w:t>
       </w:r>
@@ -2780,7 +4035,6 @@
           <w:color w:val="000000"/>
           <w:spacing w:val="0"/>
           <w:sz w:val="24"/>
-          <w:u/>
         </w:rPr>
         <w:t> </w:t>
       </w:r>
@@ -2794,7 +4048,6 @@
           <w:color w:val="000000"/>
           <w:spacing w:val="0"/>
           <w:sz w:val="24"/>
-          <w:u/>
         </w:rPr>
         <w:t>(это делает ML-модель, используя выявленные из данных закономерности).</w:t>
       </w:r>
@@ -2803,7 +4056,7 @@
       <w:pPr>
         <w:numPr>
           <w:ilvl w:val="0"/>
-          <w:numId w:val="4"/>
+          <w:numId w:val="9"/>
         </w:numPr>
         <w:spacing w:after="0" w:before="0" w:line="276" w:lineRule="auto"/>
         <w:ind w:firstLine="0" w:left="0" w:right="0"/>
@@ -2817,20 +4070,18 @@
           <w:color w:val="000000"/>
           <w:spacing w:val="0"/>
           <w:sz w:val="24"/>
-          <w:u/>
-        </w:rPr>
-      </w:pPr>
-      <w:r>
-        <w:rPr>
-          <w:rFonts w:ascii="Times New Roman" w:hAnsi="Times New Roman"/>
-          <w:b w:val="0"/>
-          <w:i w:val="0"/>
-          <w:caps w:val="0"/>
-          <w:strike w:val="0"/>
-          <w:color w:val="000000"/>
-          <w:spacing w:val="0"/>
-          <w:sz w:val="24"/>
-          <w:u/>
+        </w:rPr>
+      </w:pPr>
+      <w:r>
+        <w:rPr>
+          <w:rFonts w:ascii="Times New Roman" w:hAnsi="Times New Roman"/>
+          <w:b w:val="0"/>
+          <w:i w:val="0"/>
+          <w:caps w:val="0"/>
+          <w:strike w:val="0"/>
+          <w:color w:val="000000"/>
+          <w:spacing w:val="0"/>
+          <w:sz w:val="24"/>
         </w:rPr>
         <w:t>Точная "пристрелка"</w:t>
       </w:r>
@@ -2844,7 +4095,6 @@
           <w:color w:val="000000"/>
           <w:spacing w:val="0"/>
           <w:sz w:val="24"/>
-          <w:u/>
         </w:rPr>
         <w:t> </w:t>
       </w:r>
@@ -2858,7 +4108,6 @@
           <w:color w:val="000000"/>
           <w:spacing w:val="0"/>
           <w:sz w:val="24"/>
-          <w:u/>
         </w:rPr>
         <w:t>до требуемой точности (это делает классический итерационный метод, но стартуя из точки, которая уже очень близка к ответу).</w:t>
       </w:r>
@@ -2877,20 +4126,18 @@
           <w:color w:val="000000"/>
           <w:spacing w:val="0"/>
           <w:sz w:val="24"/>
-          <w:u/>
-        </w:rPr>
-      </w:pPr>
-      <w:r>
-        <w:rPr>
-          <w:rFonts w:ascii="Times New Roman" w:hAnsi="Times New Roman"/>
-          <w:b w:val="0"/>
-          <w:i w:val="0"/>
-          <w:caps w:val="0"/>
-          <w:strike w:val="0"/>
-          <w:color w:val="000000"/>
-          <w:spacing w:val="0"/>
-          <w:sz w:val="24"/>
-          <w:u/>
+        </w:rPr>
+      </w:pPr>
+      <w:r>
+        <w:rPr>
+          <w:rFonts w:ascii="Times New Roman" w:hAnsi="Times New Roman"/>
+          <w:b w:val="0"/>
+          <w:i w:val="0"/>
+          <w:caps w:val="0"/>
+          <w:strike w:val="0"/>
+          <w:color w:val="000000"/>
+          <w:spacing w:val="0"/>
+          <w:sz w:val="24"/>
         </w:rPr>
         <w:t>Такой подход использует сильные стороны каждого метода: способность ML к обобщению и скорость — для грубого решения, и математическую строгость физических уравнений — для финального уточнения.</w:t>
       </w:r>
@@ -2909,20 +4156,18 @@
           <w:color w:val="000000"/>
           <w:spacing w:val="0"/>
           <w:sz w:val="24"/>
-          <w:u/>
-        </w:rPr>
-      </w:pPr>
-      <w:r>
-        <w:rPr>
-          <w:rFonts w:ascii="Times New Roman" w:hAnsi="Times New Roman"/>
-          <w:b w:val="0"/>
-          <w:i w:val="0"/>
-          <w:caps w:val="0"/>
-          <w:strike w:val="0"/>
-          <w:color w:val="000000"/>
-          <w:spacing w:val="0"/>
-          <w:sz w:val="24"/>
-          <w:u/>
+        </w:rPr>
+      </w:pPr>
+      <w:r>
+        <w:rPr>
+          <w:rFonts w:ascii="Times New Roman" w:hAnsi="Times New Roman"/>
+          <w:b w:val="0"/>
+          <w:i w:val="0"/>
+          <w:caps w:val="0"/>
+          <w:strike w:val="0"/>
+          <w:color w:val="000000"/>
+          <w:spacing w:val="0"/>
+          <w:sz w:val="24"/>
         </w:rPr>
         <w:t>4. Экономия самых ценных ресурсов: времени и вычислительных мощностей.</w:t>
       </w:r>
@@ -2943,7 +4188,6 @@
           <w:color w:val="000000"/>
           <w:spacing w:val="0"/>
           <w:sz w:val="24"/>
-          <w:u/>
         </w:rPr>
         <w:t>Хотя создание ML-модели требует значительных первоначальных затрат, они окупаются при массовых расчетах. Вместо того чтобы часами ждать результаты одного сложного расчета, инженер получает их за секунды. Это ускоряет итерационный процесс проектирования и исследования.</w:t>
       </w:r>
@@ -2962,20 +4206,18 @@
           <w:color w:val="000000"/>
           <w:spacing w:val="0"/>
           <w:sz w:val="24"/>
-          <w:u/>
-        </w:rPr>
-      </w:pPr>
-      <w:r>
-        <w:rPr>
-          <w:rFonts w:ascii="Times New Roman" w:hAnsi="Times New Roman"/>
-          <w:b w:val="0"/>
-          <w:i w:val="0"/>
-          <w:caps w:val="0"/>
-          <w:strike w:val="0"/>
-          <w:color w:val="000000"/>
-          <w:spacing w:val="0"/>
-          <w:sz w:val="24"/>
-          <w:u/>
+        </w:rPr>
+      </w:pPr>
+      <w:r>
+        <w:rPr>
+          <w:rFonts w:ascii="Times New Roman" w:hAnsi="Times New Roman"/>
+          <w:b w:val="0"/>
+          <w:i w:val="0"/>
+          <w:caps w:val="0"/>
+          <w:strike w:val="0"/>
+          <w:color w:val="000000"/>
+          <w:spacing w:val="0"/>
+          <w:sz w:val="24"/>
         </w:rPr>
         <w:t>5. Идеальная основа для цифровых двойников и систем реального времени.</w:t>
       </w:r>
@@ -2996,7 +4238,6 @@
           <w:color w:val="000000"/>
           <w:spacing w:val="0"/>
           <w:sz w:val="24"/>
-          <w:u/>
         </w:rPr>
         <w:t>Цифровые двойники и системы поддержки принятия решений требуют мгновенной обратной связи. Классический метод для этого не пригоден. Гибридный метод, с его скоростью и надежностью, является идеальной вычислительной основой для таких задач.</w:t>
       </w:r>
@@ -3015,7 +4256,6 @@
           <w:color w:val="000000"/>
           <w:spacing w:val="0"/>
           <w:sz w:val="24"/>
-          <w:u/>
         </w:rPr>
       </w:pPr>
     </w:p>
@@ -3382,24 +4622,24 @@
             <wp:positionV relativeFrom="page">
               <wp:posOffset>1151660</wp:posOffset>
             </wp:positionV>
-            <wp:extent cx="865279" cy="868194"/>
+            <wp:extent cx="865278" cy="868194"/>
             <wp:effectExtent b="0" l="0" r="0" t="0"/>
             <wp:wrapSquare distL="114300" distR="114300" wrapText="bothSides"/>
-            <wp:docPr hidden="false" id="11" name="Picture 11"/>
+            <wp:docPr hidden="false" id="17" name="Picture 17"/>
             <a:graphic>
               <a:graphicData uri="http://schemas.openxmlformats.org/drawingml/2006/picture">
                 <pic:pic>
                   <pic:nvPicPr>
-                    <pic:cNvPr hidden="false" id="12" name="Picture 12"/>
+                    <pic:cNvPr hidden="false" id="18" name="Picture 18"/>
                     <pic:cNvPicPr preferRelativeResize="true"/>
                   </pic:nvPicPr>
                   <pic:blipFill>
-                    <a:blip r:embed="rId6"/>
+                    <a:blip r:embed="rId9"/>
                     <a:stretch/>
                   </pic:blipFill>
                   <pic:spPr>
                     <a:xfrm flipH="false" flipV="false" rot="0">
-                      <a:ext cx="865279" cy="868194"/>
+                      <a:ext cx="865278" cy="868194"/>
                     </a:xfrm>
                     <a:prstGeom prst="rect"/>
                   </pic:spPr>
@@ -3554,12 +4794,12 @@
   <w:abstractNum w:abstractNumId="1">
     <w:lvl w:ilvl="0">
       <w:numFmt w:val="bullet"/>
-      <w:lvlText w:val=""/>
+      <w:lvlText w:val="-"/>
       <w:pPr>
         <w:ind w:hanging="360" w:left="720"/>
       </w:pPr>
       <w:rPr>
-        <w:rFonts w:ascii="Symbol" w:hAnsi="Symbol"/>
+        <w:rFonts w:ascii="Calibri" w:hAnsi="Calibri"/>
       </w:rPr>
     </w:lvl>
     <w:lvl w:ilvl="1">
@@ -3584,12 +4824,12 @@
     </w:lvl>
     <w:lvl w:ilvl="3">
       <w:numFmt w:val="bullet"/>
-      <w:lvlText w:val=""/>
+      <w:lvlText w:val="-"/>
       <w:pPr>
         <w:ind w:hanging="360" w:left="2880"/>
       </w:pPr>
       <w:rPr>
-        <w:rFonts w:ascii="Symbol" w:hAnsi="Symbol"/>
+        <w:rFonts w:ascii="Calibri" w:hAnsi="Calibri"/>
       </w:rPr>
     </w:lvl>
     <w:lvl w:ilvl="4">
@@ -3614,12 +4854,12 @@
     </w:lvl>
     <w:lvl w:ilvl="6">
       <w:numFmt w:val="bullet"/>
-      <w:lvlText w:val=""/>
+      <w:lvlText w:val="-"/>
       <w:pPr>
         <w:ind w:hanging="360" w:left="5040"/>
       </w:pPr>
       <w:rPr>
-        <w:rFonts w:ascii="Symbol" w:hAnsi="Symbol"/>
+        <w:rFonts w:ascii="Calibri" w:hAnsi="Calibri"/>
       </w:rPr>
     </w:lvl>
     <w:lvl w:ilvl="7">
@@ -3646,6 +4886,190 @@
   <w:abstractNum w:abstractNumId="2">
     <w:lvl w:ilvl="0">
       <w:numFmt w:val="bullet"/>
+      <w:lvlText w:val="-"/>
+      <w:pPr>
+        <w:ind w:hanging="360" w:left="720"/>
+      </w:pPr>
+      <w:rPr>
+        <w:rFonts w:ascii="Calibri" w:hAnsi="Calibri"/>
+      </w:rPr>
+    </w:lvl>
+    <w:lvl w:ilvl="1">
+      <w:numFmt w:val="bullet"/>
+      <w:lvlText w:val="o"/>
+      <w:pPr>
+        <w:ind w:hanging="360" w:left="1440"/>
+      </w:pPr>
+      <w:rPr>
+        <w:rFonts w:ascii="Courier New" w:hAnsi="Courier New"/>
+      </w:rPr>
+    </w:lvl>
+    <w:lvl w:ilvl="2">
+      <w:numFmt w:val="bullet"/>
+      <w:lvlText w:val=""/>
+      <w:pPr>
+        <w:ind w:hanging="360" w:left="2160"/>
+      </w:pPr>
+      <w:rPr>
+        <w:rFonts w:ascii="Wingdings" w:hAnsi="Wingdings"/>
+      </w:rPr>
+    </w:lvl>
+    <w:lvl w:ilvl="3">
+      <w:numFmt w:val="bullet"/>
+      <w:lvlText w:val="-"/>
+      <w:pPr>
+        <w:ind w:hanging="360" w:left="2880"/>
+      </w:pPr>
+      <w:rPr>
+        <w:rFonts w:ascii="Calibri" w:hAnsi="Calibri"/>
+      </w:rPr>
+    </w:lvl>
+    <w:lvl w:ilvl="4">
+      <w:numFmt w:val="bullet"/>
+      <w:lvlText w:val="o"/>
+      <w:pPr>
+        <w:ind w:hanging="360" w:left="3600"/>
+      </w:pPr>
+      <w:rPr>
+        <w:rFonts w:ascii="Courier New" w:hAnsi="Courier New"/>
+      </w:rPr>
+    </w:lvl>
+    <w:lvl w:ilvl="5">
+      <w:numFmt w:val="bullet"/>
+      <w:lvlText w:val=""/>
+      <w:pPr>
+        <w:ind w:hanging="360" w:left="4320"/>
+      </w:pPr>
+      <w:rPr>
+        <w:rFonts w:ascii="Wingdings" w:hAnsi="Wingdings"/>
+      </w:rPr>
+    </w:lvl>
+    <w:lvl w:ilvl="6">
+      <w:numFmt w:val="bullet"/>
+      <w:lvlText w:val="-"/>
+      <w:pPr>
+        <w:ind w:hanging="360" w:left="5040"/>
+      </w:pPr>
+      <w:rPr>
+        <w:rFonts w:ascii="Calibri" w:hAnsi="Calibri"/>
+      </w:rPr>
+    </w:lvl>
+    <w:lvl w:ilvl="7">
+      <w:numFmt w:val="bullet"/>
+      <w:lvlText w:val="o"/>
+      <w:pPr>
+        <w:ind w:hanging="360" w:left="5760"/>
+      </w:pPr>
+      <w:rPr>
+        <w:rFonts w:ascii="Courier New" w:hAnsi="Courier New"/>
+      </w:rPr>
+    </w:lvl>
+    <w:lvl w:ilvl="8">
+      <w:numFmt w:val="bullet"/>
+      <w:lvlText w:val=""/>
+      <w:pPr>
+        <w:ind w:hanging="360" w:left="6480"/>
+      </w:pPr>
+      <w:rPr>
+        <w:rFonts w:ascii="Wingdings" w:hAnsi="Wingdings"/>
+      </w:rPr>
+    </w:lvl>
+  </w:abstractNum>
+  <w:abstractNum w:abstractNumId="3">
+    <w:lvl w:ilvl="0">
+      <w:numFmt w:val="bullet"/>
+      <w:lvlText w:val="-"/>
+      <w:pPr>
+        <w:ind w:hanging="360" w:left="720"/>
+      </w:pPr>
+      <w:rPr>
+        <w:rFonts w:ascii="Calibri" w:hAnsi="Calibri"/>
+      </w:rPr>
+    </w:lvl>
+    <w:lvl w:ilvl="1">
+      <w:numFmt w:val="bullet"/>
+      <w:lvlText w:val="o"/>
+      <w:pPr>
+        <w:ind w:hanging="360" w:left="1440"/>
+      </w:pPr>
+      <w:rPr>
+        <w:rFonts w:ascii="Courier New" w:hAnsi="Courier New"/>
+      </w:rPr>
+    </w:lvl>
+    <w:lvl w:ilvl="2">
+      <w:numFmt w:val="bullet"/>
+      <w:lvlText w:val=""/>
+      <w:pPr>
+        <w:ind w:hanging="360" w:left="2160"/>
+      </w:pPr>
+      <w:rPr>
+        <w:rFonts w:ascii="Wingdings" w:hAnsi="Wingdings"/>
+      </w:rPr>
+    </w:lvl>
+    <w:lvl w:ilvl="3">
+      <w:numFmt w:val="bullet"/>
+      <w:lvlText w:val="-"/>
+      <w:pPr>
+        <w:ind w:hanging="360" w:left="2880"/>
+      </w:pPr>
+      <w:rPr>
+        <w:rFonts w:ascii="Calibri" w:hAnsi="Calibri"/>
+      </w:rPr>
+    </w:lvl>
+    <w:lvl w:ilvl="4">
+      <w:numFmt w:val="bullet"/>
+      <w:lvlText w:val="o"/>
+      <w:pPr>
+        <w:ind w:hanging="360" w:left="3600"/>
+      </w:pPr>
+      <w:rPr>
+        <w:rFonts w:ascii="Courier New" w:hAnsi="Courier New"/>
+      </w:rPr>
+    </w:lvl>
+    <w:lvl w:ilvl="5">
+      <w:numFmt w:val="bullet"/>
+      <w:lvlText w:val=""/>
+      <w:pPr>
+        <w:ind w:hanging="360" w:left="4320"/>
+      </w:pPr>
+      <w:rPr>
+        <w:rFonts w:ascii="Wingdings" w:hAnsi="Wingdings"/>
+      </w:rPr>
+    </w:lvl>
+    <w:lvl w:ilvl="6">
+      <w:numFmt w:val="bullet"/>
+      <w:lvlText w:val="-"/>
+      <w:pPr>
+        <w:ind w:hanging="360" w:left="5040"/>
+      </w:pPr>
+      <w:rPr>
+        <w:rFonts w:ascii="Calibri" w:hAnsi="Calibri"/>
+      </w:rPr>
+    </w:lvl>
+    <w:lvl w:ilvl="7">
+      <w:numFmt w:val="bullet"/>
+      <w:lvlText w:val="o"/>
+      <w:pPr>
+        <w:ind w:hanging="360" w:left="5760"/>
+      </w:pPr>
+      <w:rPr>
+        <w:rFonts w:ascii="Courier New" w:hAnsi="Courier New"/>
+      </w:rPr>
+    </w:lvl>
+    <w:lvl w:ilvl="8">
+      <w:numFmt w:val="bullet"/>
+      <w:lvlText w:val=""/>
+      <w:pPr>
+        <w:ind w:hanging="360" w:left="6480"/>
+      </w:pPr>
+      <w:rPr>
+        <w:rFonts w:ascii="Wingdings" w:hAnsi="Wingdings"/>
+      </w:rPr>
+    </w:lvl>
+  </w:abstractNum>
+  <w:abstractNum w:abstractNumId="4">
+    <w:lvl w:ilvl="0">
+      <w:numFmt w:val="bullet"/>
       <w:lvlText w:val=""/>
       <w:pPr>
         <w:ind w:hanging="360" w:left="720"/>
@@ -3735,7 +5159,253 @@
       </w:rPr>
     </w:lvl>
   </w:abstractNum>
-  <w:abstractNum w:abstractNumId="3">
+  <w:abstractNum w:abstractNumId="5">
+    <w:lvl w:ilvl="0">
+      <w:start w:val="1"/>
+      <w:numFmt w:val="decimal"/>
+      <w:lvlText w:val="%1."/>
+      <w:pPr>
+        <w:ind w:hanging="360" w:left="720"/>
+      </w:pPr>
+    </w:lvl>
+    <w:lvl w:ilvl="1">
+      <w:start w:val="1"/>
+      <w:numFmt w:val="lowerLetter"/>
+      <w:lvlText w:val="%2."/>
+      <w:pPr>
+        <w:ind w:hanging="360" w:left="1440"/>
+      </w:pPr>
+    </w:lvl>
+    <w:lvl w:ilvl="2">
+      <w:start w:val="1"/>
+      <w:numFmt w:val="lowerRoman"/>
+      <w:lvlText w:val="%3."/>
+      <w:lvlJc w:val="right"/>
+      <w:pPr>
+        <w:ind w:hanging="360" w:left="2160"/>
+      </w:pPr>
+    </w:lvl>
+    <w:lvl w:ilvl="3">
+      <w:start w:val="1"/>
+      <w:numFmt w:val="decimal"/>
+      <w:lvlText w:val="%4."/>
+      <w:pPr>
+        <w:ind w:hanging="360" w:left="2880"/>
+      </w:pPr>
+    </w:lvl>
+    <w:lvl w:ilvl="4">
+      <w:start w:val="1"/>
+      <w:numFmt w:val="lowerLetter"/>
+      <w:lvlText w:val="%5."/>
+      <w:pPr>
+        <w:ind w:hanging="360" w:left="3600"/>
+      </w:pPr>
+    </w:lvl>
+    <w:lvl w:ilvl="5">
+      <w:start w:val="1"/>
+      <w:numFmt w:val="lowerRoman"/>
+      <w:lvlText w:val="%6."/>
+      <w:lvlJc w:val="right"/>
+      <w:pPr>
+        <w:ind w:hanging="360" w:left="4320"/>
+      </w:pPr>
+    </w:lvl>
+    <w:lvl w:ilvl="6">
+      <w:start w:val="1"/>
+      <w:numFmt w:val="decimal"/>
+      <w:lvlText w:val="%7."/>
+      <w:pPr>
+        <w:ind w:hanging="360" w:left="5040"/>
+      </w:pPr>
+    </w:lvl>
+    <w:lvl w:ilvl="7">
+      <w:start w:val="1"/>
+      <w:numFmt w:val="lowerLetter"/>
+      <w:lvlText w:val="%8."/>
+      <w:pPr>
+        <w:ind w:hanging="360" w:left="5760"/>
+      </w:pPr>
+    </w:lvl>
+    <w:lvl w:ilvl="8">
+      <w:start w:val="1"/>
+      <w:numFmt w:val="lowerRoman"/>
+      <w:lvlText w:val="%9."/>
+      <w:lvlJc w:val="right"/>
+      <w:pPr>
+        <w:ind w:hanging="360" w:left="6480"/>
+      </w:pPr>
+    </w:lvl>
+  </w:abstractNum>
+  <w:abstractNum w:abstractNumId="6">
+    <w:lvl w:ilvl="0">
+      <w:numFmt w:val="bullet"/>
+      <w:lvlText w:val=""/>
+      <w:pPr>
+        <w:ind w:hanging="360" w:left="720"/>
+      </w:pPr>
+      <w:rPr>
+        <w:rFonts w:ascii="Symbol" w:hAnsi="Symbol"/>
+      </w:rPr>
+    </w:lvl>
+    <w:lvl w:ilvl="1">
+      <w:numFmt w:val="bullet"/>
+      <w:lvlText w:val="o"/>
+      <w:pPr>
+        <w:ind w:hanging="360" w:left="1440"/>
+      </w:pPr>
+      <w:rPr>
+        <w:rFonts w:ascii="Courier New" w:hAnsi="Courier New"/>
+      </w:rPr>
+    </w:lvl>
+    <w:lvl w:ilvl="2">
+      <w:numFmt w:val="bullet"/>
+      <w:lvlText w:val=""/>
+      <w:pPr>
+        <w:ind w:hanging="360" w:left="2160"/>
+      </w:pPr>
+      <w:rPr>
+        <w:rFonts w:ascii="Wingdings" w:hAnsi="Wingdings"/>
+      </w:rPr>
+    </w:lvl>
+    <w:lvl w:ilvl="3">
+      <w:numFmt w:val="bullet"/>
+      <w:lvlText w:val=""/>
+      <w:pPr>
+        <w:ind w:hanging="360" w:left="2880"/>
+      </w:pPr>
+      <w:rPr>
+        <w:rFonts w:ascii="Symbol" w:hAnsi="Symbol"/>
+      </w:rPr>
+    </w:lvl>
+    <w:lvl w:ilvl="4">
+      <w:numFmt w:val="bullet"/>
+      <w:lvlText w:val="o"/>
+      <w:pPr>
+        <w:ind w:hanging="360" w:left="3600"/>
+      </w:pPr>
+      <w:rPr>
+        <w:rFonts w:ascii="Courier New" w:hAnsi="Courier New"/>
+      </w:rPr>
+    </w:lvl>
+    <w:lvl w:ilvl="5">
+      <w:numFmt w:val="bullet"/>
+      <w:lvlText w:val=""/>
+      <w:pPr>
+        <w:ind w:hanging="360" w:left="4320"/>
+      </w:pPr>
+      <w:rPr>
+        <w:rFonts w:ascii="Wingdings" w:hAnsi="Wingdings"/>
+      </w:rPr>
+    </w:lvl>
+    <w:lvl w:ilvl="6">
+      <w:numFmt w:val="bullet"/>
+      <w:lvlText w:val=""/>
+      <w:pPr>
+        <w:ind w:hanging="360" w:left="5040"/>
+      </w:pPr>
+      <w:rPr>
+        <w:rFonts w:ascii="Symbol" w:hAnsi="Symbol"/>
+      </w:rPr>
+    </w:lvl>
+    <w:lvl w:ilvl="7">
+      <w:numFmt w:val="bullet"/>
+      <w:lvlText w:val="o"/>
+      <w:pPr>
+        <w:ind w:hanging="360" w:left="5760"/>
+      </w:pPr>
+      <w:rPr>
+        <w:rFonts w:ascii="Courier New" w:hAnsi="Courier New"/>
+      </w:rPr>
+    </w:lvl>
+    <w:lvl w:ilvl="8">
+      <w:numFmt w:val="bullet"/>
+      <w:lvlText w:val=""/>
+      <w:pPr>
+        <w:ind w:hanging="360" w:left="6480"/>
+      </w:pPr>
+      <w:rPr>
+        <w:rFonts w:ascii="Wingdings" w:hAnsi="Wingdings"/>
+      </w:rPr>
+    </w:lvl>
+  </w:abstractNum>
+  <w:abstractNum w:abstractNumId="7">
+    <w:lvl w:ilvl="0">
+      <w:start w:val="1"/>
+      <w:numFmt w:val="decimal"/>
+      <w:lvlText w:val="%1."/>
+      <w:pPr>
+        <w:ind w:hanging="360" w:left="720"/>
+      </w:pPr>
+    </w:lvl>
+    <w:lvl w:ilvl="1">
+      <w:start w:val="1"/>
+      <w:numFmt w:val="lowerLetter"/>
+      <w:lvlText w:val="%2."/>
+      <w:pPr>
+        <w:ind w:hanging="360" w:left="1440"/>
+      </w:pPr>
+    </w:lvl>
+    <w:lvl w:ilvl="2">
+      <w:start w:val="1"/>
+      <w:numFmt w:val="lowerRoman"/>
+      <w:lvlText w:val="%3."/>
+      <w:lvlJc w:val="right"/>
+      <w:pPr>
+        <w:ind w:hanging="360" w:left="2160"/>
+      </w:pPr>
+    </w:lvl>
+    <w:lvl w:ilvl="3">
+      <w:start w:val="1"/>
+      <w:numFmt w:val="decimal"/>
+      <w:lvlText w:val="%4."/>
+      <w:pPr>
+        <w:ind w:hanging="360" w:left="2880"/>
+      </w:pPr>
+    </w:lvl>
+    <w:lvl w:ilvl="4">
+      <w:start w:val="1"/>
+      <w:numFmt w:val="lowerLetter"/>
+      <w:lvlText w:val="%5."/>
+      <w:pPr>
+        <w:ind w:hanging="360" w:left="3600"/>
+      </w:pPr>
+    </w:lvl>
+    <w:lvl w:ilvl="5">
+      <w:start w:val="1"/>
+      <w:numFmt w:val="lowerRoman"/>
+      <w:lvlText w:val="%6."/>
+      <w:lvlJc w:val="right"/>
+      <w:pPr>
+        <w:ind w:hanging="360" w:left="4320"/>
+      </w:pPr>
+    </w:lvl>
+    <w:lvl w:ilvl="6">
+      <w:start w:val="1"/>
+      <w:numFmt w:val="decimal"/>
+      <w:lvlText w:val="%7."/>
+      <w:pPr>
+        <w:ind w:hanging="360" w:left="5040"/>
+      </w:pPr>
+    </w:lvl>
+    <w:lvl w:ilvl="7">
+      <w:start w:val="1"/>
+      <w:numFmt w:val="lowerLetter"/>
+      <w:lvlText w:val="%8."/>
+      <w:pPr>
+        <w:ind w:hanging="360" w:left="5760"/>
+      </w:pPr>
+    </w:lvl>
+    <w:lvl w:ilvl="8">
+      <w:start w:val="1"/>
+      <w:numFmt w:val="lowerRoman"/>
+      <w:lvlText w:val="%9."/>
+      <w:lvlJc w:val="right"/>
+      <w:pPr>
+        <w:ind w:hanging="360" w:left="6480"/>
+      </w:pPr>
+    </w:lvl>
+  </w:abstractNum>
+  <w:abstractNum w:abstractNumId="8">
     <w:lvl w:ilvl="0">
       <w:numFmt w:val="bullet"/>
       <w:lvlText w:val=""/>
@@ -3838,6 +5508,21 @@
   </w:num>
   <w:num w:numId="4">
     <w:abstractNumId w:val="3"/>
+  </w:num>
+  <w:num w:numId="5">
+    <w:abstractNumId w:val="4"/>
+  </w:num>
+  <w:num w:numId="6">
+    <w:abstractNumId w:val="5"/>
+  </w:num>
+  <w:num w:numId="7">
+    <w:abstractNumId w:val="6"/>
+  </w:num>
+  <w:num w:numId="8">
+    <w:abstractNumId w:val="7"/>
+  </w:num>
+  <w:num w:numId="9">
+    <w:abstractNumId w:val="8"/>
   </w:num>
 </w:numbering>
 </file>
@@ -3959,31 +5644,6 @@
       <w:sz w:val="28"/>
     </w:rPr>
   </w:style>
-  <w:style w:styleId="Style_4" w:type="paragraph">
-    <w:name w:val="Стиль1"/>
-    <w:link w:val="Style_4_ch"/>
-    <w:pPr>
-      <w:spacing w:after="0" w:before="0" w:line="240" w:lineRule="auto"/>
-      <w:ind w:firstLine="0" w:left="0" w:right="0"/>
-      <w:jc w:val="center"/>
-    </w:pPr>
-    <w:rPr>
-      <w:rFonts w:ascii="Times New Roman" w:hAnsi="Times New Roman"/>
-      <w:color w:val="000000"/>
-      <w:spacing w:val="0"/>
-      <w:sz w:val="24"/>
-    </w:rPr>
-  </w:style>
-  <w:style w:styleId="Style_4_ch" w:type="character">
-    <w:name w:val="Стиль1"/>
-    <w:link w:val="Style_4"/>
-    <w:rPr>
-      <w:rFonts w:ascii="Times New Roman" w:hAnsi="Times New Roman"/>
-      <w:color w:val="000000"/>
-      <w:spacing w:val="0"/>
-      <w:sz w:val="24"/>
-    </w:rPr>
-  </w:style>
   <w:style w:styleId="Style_8" w:type="paragraph">
     <w:name w:val="toc 6"/>
     <w:next w:val="Style_2"/>
@@ -4026,6 +5686,31 @@
     <w:rPr>
       <w:rFonts w:ascii="XO Thames" w:hAnsi="XO Thames"/>
       <w:sz w:val="28"/>
+    </w:rPr>
+  </w:style>
+  <w:style w:styleId="Style_4" w:type="paragraph">
+    <w:name w:val="Стиль1"/>
+    <w:link w:val="Style_4_ch"/>
+    <w:pPr>
+      <w:spacing w:after="0" w:before="0" w:line="240" w:lineRule="auto"/>
+      <w:ind w:firstLine="0" w:left="0" w:right="0"/>
+      <w:jc w:val="center"/>
+    </w:pPr>
+    <w:rPr>
+      <w:rFonts w:ascii="Times New Roman" w:hAnsi="Times New Roman"/>
+      <w:color w:val="000000"/>
+      <w:spacing w:val="0"/>
+      <w:sz w:val="24"/>
+    </w:rPr>
+  </w:style>
+  <w:style w:styleId="Style_4_ch" w:type="character">
+    <w:name w:val="Стиль1"/>
+    <w:link w:val="Style_4"/>
+    <w:rPr>
+      <w:rFonts w:ascii="Times New Roman" w:hAnsi="Times New Roman"/>
+      <w:color w:val="000000"/>
+      <w:spacing w:val="0"/>
+      <w:sz w:val="24"/>
     </w:rPr>
   </w:style>
   <w:style w:styleId="Style_10" w:type="paragraph">
